--- a/Fathima_Thiraya_Resume_2026.docx
+++ b/Fathima_Thiraya_Resume_2026.docx
@@ -87,7 +87,7 @@
         </w:rPr>
         <w:t xml:space="preserve">  </w:t>
       </w:r>
-      <w:hyperlink r:id="rId5" w:history="1">
+      <w:hyperlink r:id="rId5">
         <w:r>
           <w:rPr>
             <w:color w:val="1A6B4A"/>
@@ -106,7 +106,7 @@
         </w:rPr>
         <w:t xml:space="preserve">  |  </w:t>
       </w:r>
-      <w:hyperlink r:id="rId6" w:history="1">
+      <w:hyperlink r:id="rId6">
         <w:r>
           <w:rPr>
             <w:color w:val="1A6B4A"/>
@@ -123,7 +123,7 @@
         <w:spacing w:after="200"/>
         <w:jc w:val="center"/>
       </w:pPr>
-      <w:hyperlink r:id="rId7" w:history="1">
+      <w:hyperlink r:id="rId7">
         <w:r>
           <w:rPr>
             <w:color w:val="1A6B4A"/>
@@ -142,7 +142,7 @@
         </w:rPr>
         <w:t xml:space="preserve">  |  </w:t>
       </w:r>
-      <w:hyperlink r:id="rId8" w:history="1">
+      <w:hyperlink r:id="rId8">
         <w:r>
           <w:rPr>
             <w:color w:val="1A6B4A"/>
@@ -150,19 +150,8 @@
             <w:szCs w:val="19"/>
             <w:u w:val="single"/>
           </w:rPr>
-          <w:t>thiraya-</w:t>
+          <w:t>thiraya-git.github.io/portfolio/</w:t>
         </w:r>
-        <w:proofErr w:type="spellStart"/>
-        <w:r>
-          <w:rPr>
-            <w:color w:val="1A6B4A"/>
-            <w:sz w:val="19"/>
-            <w:szCs w:val="19"/>
-            <w:u w:val="single"/>
-          </w:rPr>
-          <w:t>portfolio.vercel.app</w:t>
-        </w:r>
-        <w:proofErr w:type="spellEnd"/>
       </w:hyperlink>
     </w:p>
     <w:p>
@@ -176,13 +165,12 @@
         <w:rPr>
           <w:b/>
           <w:bCs/>
-          <w:caps/>
+          <w:smallCaps/>
           <w:color w:val="1A6B4A"/>
-          <w:spacing w:val="40"/>
           <w:sz w:val="24"/>
           <w:szCs w:val="24"/>
         </w:rPr>
-        <w:t>Professional Summary</w:t>
+        <w:t>PROFESSIONAL SUMMARY</w:t>
       </w:r>
     </w:p>
     <w:p>
@@ -209,13 +197,12 @@
         <w:rPr>
           <w:b/>
           <w:bCs/>
-          <w:caps/>
+          <w:smallCaps/>
           <w:color w:val="1A6B4A"/>
-          <w:spacing w:val="40"/>
           <w:sz w:val="24"/>
           <w:szCs w:val="24"/>
         </w:rPr>
-        <w:t>Key Skills</w:t>
+        <w:t>KEY SKILLS</w:t>
       </w:r>
     </w:p>
     <w:p>
@@ -225,20 +212,19 @@
     </w:p>
     <w:tbl>
       <w:tblPr>
+        <w:tblStyle w:val="a"/>
         <w:tblW w:w="9360" w:type="dxa"/>
+        <w:tblInd w:w="0" w:type="dxa"/>
         <w:tblBorders>
-          <w:top w:val="single" w:sz="4" w:space="0" w:color="auto"/>
-          <w:left w:val="single" w:sz="4" w:space="0" w:color="auto"/>
-          <w:bottom w:val="single" w:sz="4" w:space="0" w:color="auto"/>
-          <w:right w:val="single" w:sz="4" w:space="0" w:color="auto"/>
-          <w:insideH w:val="single" w:sz="4" w:space="0" w:color="auto"/>
-          <w:insideV w:val="single" w:sz="4" w:space="0" w:color="auto"/>
+          <w:top w:val="single" w:sz="4" w:space="0" w:color="000000"/>
+          <w:left w:val="single" w:sz="4" w:space="0" w:color="000000"/>
+          <w:bottom w:val="single" w:sz="4" w:space="0" w:color="000000"/>
+          <w:right w:val="single" w:sz="4" w:space="0" w:color="000000"/>
+          <w:insideH w:val="single" w:sz="4" w:space="0" w:color="000000"/>
+          <w:insideV w:val="single" w:sz="4" w:space="0" w:color="000000"/>
         </w:tblBorders>
-        <w:tblCellMar>
-          <w:left w:w="10" w:type="dxa"/>
-          <w:right w:w="10" w:type="dxa"/>
-        </w:tblCellMar>
-        <w:tblLook w:val="04A0" w:firstRow="1" w:lastRow="0" w:firstColumn="1" w:lastColumn="0" w:noHBand="0" w:noVBand="1"/>
+        <w:tblLayout w:type="fixed"/>
+        <w:tblLook w:val="0400" w:firstRow="0" w:lastRow="0" w:firstColumn="0" w:lastColumn="0" w:noHBand="0" w:noVBand="1"/>
       </w:tblPr>
       <w:tblGrid>
         <w:gridCol w:w="2100"/>
@@ -249,10 +235,10 @@
           <w:tcPr>
             <w:tcW w:w="2100" w:type="dxa"/>
             <w:tcBorders>
-              <w:top w:val="none" w:sz="0" w:space="0" w:color="FFFFFF"/>
-              <w:left w:val="none" w:sz="0" w:space="0" w:color="FFFFFF"/>
-              <w:bottom w:val="none" w:sz="0" w:space="0" w:color="FFFFFF"/>
-              <w:right w:val="none" w:sz="0" w:space="0" w:color="FFFFFF"/>
+              <w:top w:val="nil"/>
+              <w:left w:val="nil"/>
+              <w:bottom w:val="nil"/>
+              <w:right w:val="nil"/>
             </w:tcBorders>
             <w:shd w:val="clear" w:color="auto" w:fill="E8F5EE"/>
             <w:tcMar>
@@ -279,10 +265,10 @@
           <w:tcPr>
             <w:tcW w:w="7260" w:type="dxa"/>
             <w:tcBorders>
-              <w:top w:val="none" w:sz="0" w:space="0" w:color="FFFFFF"/>
-              <w:left w:val="none" w:sz="0" w:space="0" w:color="FFFFFF"/>
-              <w:bottom w:val="none" w:sz="0" w:space="0" w:color="FFFFFF"/>
-              <w:right w:val="none" w:sz="0" w:space="0" w:color="FFFFFF"/>
+              <w:top w:val="nil"/>
+              <w:left w:val="nil"/>
+              <w:bottom w:val="nil"/>
+              <w:right w:val="nil"/>
             </w:tcBorders>
             <w:tcMar>
               <w:top w:w="60" w:type="dxa"/>
@@ -308,10 +294,10 @@
           <w:tcPr>
             <w:tcW w:w="2100" w:type="dxa"/>
             <w:tcBorders>
-              <w:top w:val="none" w:sz="0" w:space="0" w:color="FFFFFF"/>
-              <w:left w:val="none" w:sz="0" w:space="0" w:color="FFFFFF"/>
-              <w:bottom w:val="none" w:sz="0" w:space="0" w:color="FFFFFF"/>
-              <w:right w:val="none" w:sz="0" w:space="0" w:color="FFFFFF"/>
+              <w:top w:val="nil"/>
+              <w:left w:val="nil"/>
+              <w:bottom w:val="nil"/>
+              <w:right w:val="nil"/>
             </w:tcBorders>
             <w:shd w:val="clear" w:color="auto" w:fill="E8F5EE"/>
             <w:tcMar>
@@ -338,10 +324,10 @@
           <w:tcPr>
             <w:tcW w:w="7260" w:type="dxa"/>
             <w:tcBorders>
-              <w:top w:val="none" w:sz="0" w:space="0" w:color="FFFFFF"/>
-              <w:left w:val="none" w:sz="0" w:space="0" w:color="FFFFFF"/>
-              <w:bottom w:val="none" w:sz="0" w:space="0" w:color="FFFFFF"/>
-              <w:right w:val="none" w:sz="0" w:space="0" w:color="FFFFFF"/>
+              <w:top w:val="nil"/>
+              <w:left w:val="nil"/>
+              <w:bottom w:val="nil"/>
+              <w:right w:val="nil"/>
             </w:tcBorders>
             <w:tcMar>
               <w:top w:w="60" w:type="dxa"/>
@@ -367,10 +353,10 @@
           <w:tcPr>
             <w:tcW w:w="2100" w:type="dxa"/>
             <w:tcBorders>
-              <w:top w:val="none" w:sz="0" w:space="0" w:color="FFFFFF"/>
-              <w:left w:val="none" w:sz="0" w:space="0" w:color="FFFFFF"/>
-              <w:bottom w:val="none" w:sz="0" w:space="0" w:color="FFFFFF"/>
-              <w:right w:val="none" w:sz="0" w:space="0" w:color="FFFFFF"/>
+              <w:top w:val="nil"/>
+              <w:left w:val="nil"/>
+              <w:bottom w:val="nil"/>
+              <w:right w:val="nil"/>
             </w:tcBorders>
             <w:shd w:val="clear" w:color="auto" w:fill="E8F5EE"/>
             <w:tcMar>
@@ -397,10 +383,10 @@
           <w:tcPr>
             <w:tcW w:w="7260" w:type="dxa"/>
             <w:tcBorders>
-              <w:top w:val="none" w:sz="0" w:space="0" w:color="FFFFFF"/>
-              <w:left w:val="none" w:sz="0" w:space="0" w:color="FFFFFF"/>
-              <w:bottom w:val="none" w:sz="0" w:space="0" w:color="FFFFFF"/>
-              <w:right w:val="none" w:sz="0" w:space="0" w:color="FFFFFF"/>
+              <w:top w:val="nil"/>
+              <w:left w:val="nil"/>
+              <w:bottom w:val="nil"/>
+              <w:right w:val="nil"/>
             </w:tcBorders>
             <w:tcMar>
               <w:top w:w="60" w:type="dxa"/>
@@ -426,10 +412,10 @@
           <w:tcPr>
             <w:tcW w:w="2100" w:type="dxa"/>
             <w:tcBorders>
-              <w:top w:val="none" w:sz="0" w:space="0" w:color="FFFFFF"/>
-              <w:left w:val="none" w:sz="0" w:space="0" w:color="FFFFFF"/>
-              <w:bottom w:val="none" w:sz="0" w:space="0" w:color="FFFFFF"/>
-              <w:right w:val="none" w:sz="0" w:space="0" w:color="FFFFFF"/>
+              <w:top w:val="nil"/>
+              <w:left w:val="nil"/>
+              <w:bottom w:val="nil"/>
+              <w:right w:val="nil"/>
             </w:tcBorders>
             <w:shd w:val="clear" w:color="auto" w:fill="E8F5EE"/>
             <w:tcMar>
@@ -456,10 +442,10 @@
           <w:tcPr>
             <w:tcW w:w="7260" w:type="dxa"/>
             <w:tcBorders>
-              <w:top w:val="none" w:sz="0" w:space="0" w:color="FFFFFF"/>
-              <w:left w:val="none" w:sz="0" w:space="0" w:color="FFFFFF"/>
-              <w:bottom w:val="none" w:sz="0" w:space="0" w:color="FFFFFF"/>
-              <w:right w:val="none" w:sz="0" w:space="0" w:color="FFFFFF"/>
+              <w:top w:val="nil"/>
+              <w:left w:val="nil"/>
+              <w:bottom w:val="nil"/>
+              <w:right w:val="nil"/>
             </w:tcBorders>
             <w:tcMar>
               <w:top w:w="60" w:type="dxa"/>
@@ -485,10 +471,10 @@
           <w:tcPr>
             <w:tcW w:w="2100" w:type="dxa"/>
             <w:tcBorders>
-              <w:top w:val="none" w:sz="0" w:space="0" w:color="FFFFFF"/>
-              <w:left w:val="none" w:sz="0" w:space="0" w:color="FFFFFF"/>
-              <w:bottom w:val="none" w:sz="0" w:space="0" w:color="FFFFFF"/>
-              <w:right w:val="none" w:sz="0" w:space="0" w:color="FFFFFF"/>
+              <w:top w:val="nil"/>
+              <w:left w:val="nil"/>
+              <w:bottom w:val="nil"/>
+              <w:right w:val="nil"/>
             </w:tcBorders>
             <w:shd w:val="clear" w:color="auto" w:fill="E8F5EE"/>
             <w:tcMar>
@@ -515,10 +501,10 @@
           <w:tcPr>
             <w:tcW w:w="7260" w:type="dxa"/>
             <w:tcBorders>
-              <w:top w:val="none" w:sz="0" w:space="0" w:color="FFFFFF"/>
-              <w:left w:val="none" w:sz="0" w:space="0" w:color="FFFFFF"/>
-              <w:bottom w:val="none" w:sz="0" w:space="0" w:color="FFFFFF"/>
-              <w:right w:val="none" w:sz="0" w:space="0" w:color="FFFFFF"/>
+              <w:top w:val="nil"/>
+              <w:left w:val="nil"/>
+              <w:bottom w:val="nil"/>
+              <w:right w:val="nil"/>
             </w:tcBorders>
             <w:tcMar>
               <w:top w:w="60" w:type="dxa"/>
@@ -534,36 +520,8 @@
                 <w:sz w:val="18"/>
                 <w:szCs w:val="18"/>
               </w:rPr>
-              <w:t xml:space="preserve">React.js, Next.js 14, Tailwind CSS, </w:t>
-            </w:r>
-            <w:proofErr w:type="spellStart"/>
-            <w:r>
-              <w:rPr>
-                <w:color w:val="4A4A4A"/>
-                <w:sz w:val="18"/>
-                <w:szCs w:val="18"/>
-              </w:rPr>
-              <w:t>shadcn</w:t>
-            </w:r>
-            <w:proofErr w:type="spellEnd"/>
-            <w:r>
-              <w:rPr>
-                <w:color w:val="4A4A4A"/>
-                <w:sz w:val="18"/>
-                <w:szCs w:val="18"/>
-              </w:rPr>
-              <w:t>/</w:t>
-            </w:r>
-            <w:proofErr w:type="spellStart"/>
-            <w:r>
-              <w:rPr>
-                <w:color w:val="4A4A4A"/>
-                <w:sz w:val="18"/>
-                <w:szCs w:val="18"/>
-              </w:rPr>
-              <w:t>ui</w:t>
-            </w:r>
-            <w:proofErr w:type="spellEnd"/>
+              <w:t>React.js, Next.js 14, Tailwind CSS, shadcn/ui</w:t>
+            </w:r>
           </w:p>
         </w:tc>
       </w:tr>
@@ -572,10 +530,10 @@
           <w:tcPr>
             <w:tcW w:w="2100" w:type="dxa"/>
             <w:tcBorders>
-              <w:top w:val="none" w:sz="0" w:space="0" w:color="FFFFFF"/>
-              <w:left w:val="none" w:sz="0" w:space="0" w:color="FFFFFF"/>
-              <w:bottom w:val="none" w:sz="0" w:space="0" w:color="FFFFFF"/>
-              <w:right w:val="none" w:sz="0" w:space="0" w:color="FFFFFF"/>
+              <w:top w:val="nil"/>
+              <w:left w:val="nil"/>
+              <w:bottom w:val="nil"/>
+              <w:right w:val="nil"/>
             </w:tcBorders>
             <w:shd w:val="clear" w:color="auto" w:fill="E8F5EE"/>
             <w:tcMar>
@@ -602,10 +560,10 @@
           <w:tcPr>
             <w:tcW w:w="7260" w:type="dxa"/>
             <w:tcBorders>
-              <w:top w:val="none" w:sz="0" w:space="0" w:color="FFFFFF"/>
-              <w:left w:val="none" w:sz="0" w:space="0" w:color="FFFFFF"/>
-              <w:bottom w:val="none" w:sz="0" w:space="0" w:color="FFFFFF"/>
-              <w:right w:val="none" w:sz="0" w:space="0" w:color="FFFFFF"/>
+              <w:top w:val="nil"/>
+              <w:left w:val="nil"/>
+              <w:bottom w:val="nil"/>
+              <w:right w:val="nil"/>
             </w:tcBorders>
             <w:tcMar>
               <w:top w:w="60" w:type="dxa"/>
@@ -621,43 +579,7 @@
                 <w:sz w:val="18"/>
                 <w:szCs w:val="18"/>
               </w:rPr>
-              <w:t xml:space="preserve">Express.js, RESTful API design, </w:t>
-            </w:r>
-            <w:proofErr w:type="spellStart"/>
-            <w:r>
-              <w:rPr>
-                <w:color w:val="4A4A4A"/>
-                <w:sz w:val="18"/>
-                <w:szCs w:val="18"/>
-              </w:rPr>
-              <w:t>Groq</w:t>
-            </w:r>
-            <w:proofErr w:type="spellEnd"/>
-            <w:r>
-              <w:rPr>
-                <w:color w:val="4A4A4A"/>
-                <w:sz w:val="18"/>
-                <w:szCs w:val="18"/>
-              </w:rPr>
-              <w:t xml:space="preserve"> API, Clerk auth, </w:t>
-            </w:r>
-            <w:proofErr w:type="spellStart"/>
-            <w:r>
-              <w:rPr>
-                <w:color w:val="4A4A4A"/>
-                <w:sz w:val="18"/>
-                <w:szCs w:val="18"/>
-              </w:rPr>
-              <w:t>Arcjet</w:t>
-            </w:r>
-            <w:proofErr w:type="spellEnd"/>
-            <w:r>
-              <w:rPr>
-                <w:color w:val="4A4A4A"/>
-                <w:sz w:val="18"/>
-                <w:szCs w:val="18"/>
-              </w:rPr>
-              <w:t xml:space="preserve"> security middleware</w:t>
+              <w:t>Express.js, RESTful API design, Groq API, Clerk auth, Arcjet security middleware</w:t>
             </w:r>
           </w:p>
         </w:tc>
@@ -667,10 +589,10 @@
           <w:tcPr>
             <w:tcW w:w="2100" w:type="dxa"/>
             <w:tcBorders>
-              <w:top w:val="none" w:sz="0" w:space="0" w:color="FFFFFF"/>
-              <w:left w:val="none" w:sz="0" w:space="0" w:color="FFFFFF"/>
-              <w:bottom w:val="none" w:sz="0" w:space="0" w:color="FFFFFF"/>
-              <w:right w:val="none" w:sz="0" w:space="0" w:color="FFFFFF"/>
+              <w:top w:val="nil"/>
+              <w:left w:val="nil"/>
+              <w:bottom w:val="nil"/>
+              <w:right w:val="nil"/>
             </w:tcBorders>
             <w:shd w:val="clear" w:color="auto" w:fill="E8F5EE"/>
             <w:tcMar>
@@ -697,10 +619,10 @@
           <w:tcPr>
             <w:tcW w:w="7260" w:type="dxa"/>
             <w:tcBorders>
-              <w:top w:val="none" w:sz="0" w:space="0" w:color="FFFFFF"/>
-              <w:left w:val="none" w:sz="0" w:space="0" w:color="FFFFFF"/>
-              <w:bottom w:val="none" w:sz="0" w:space="0" w:color="FFFFFF"/>
-              <w:right w:val="none" w:sz="0" w:space="0" w:color="FFFFFF"/>
+              <w:top w:val="nil"/>
+              <w:left w:val="nil"/>
+              <w:bottom w:val="nil"/>
+              <w:right w:val="nil"/>
             </w:tcBorders>
             <w:tcMar>
               <w:top w:w="60" w:type="dxa"/>
@@ -726,10 +648,10 @@
           <w:tcPr>
             <w:tcW w:w="2100" w:type="dxa"/>
             <w:tcBorders>
-              <w:top w:val="none" w:sz="0" w:space="0" w:color="FFFFFF"/>
-              <w:left w:val="none" w:sz="0" w:space="0" w:color="FFFFFF"/>
-              <w:bottom w:val="none" w:sz="0" w:space="0" w:color="FFFFFF"/>
-              <w:right w:val="none" w:sz="0" w:space="0" w:color="FFFFFF"/>
+              <w:top w:val="nil"/>
+              <w:left w:val="nil"/>
+              <w:bottom w:val="nil"/>
+              <w:right w:val="nil"/>
             </w:tcBorders>
             <w:shd w:val="clear" w:color="auto" w:fill="E8F5EE"/>
             <w:tcMar>
@@ -756,10 +678,10 @@
           <w:tcPr>
             <w:tcW w:w="7260" w:type="dxa"/>
             <w:tcBorders>
-              <w:top w:val="none" w:sz="0" w:space="0" w:color="FFFFFF"/>
-              <w:left w:val="none" w:sz="0" w:space="0" w:color="FFFFFF"/>
-              <w:bottom w:val="none" w:sz="0" w:space="0" w:color="FFFFFF"/>
-              <w:right w:val="none" w:sz="0" w:space="0" w:color="FFFFFF"/>
+              <w:top w:val="nil"/>
+              <w:left w:val="nil"/>
+              <w:bottom w:val="nil"/>
+              <w:right w:val="nil"/>
             </w:tcBorders>
             <w:tcMar>
               <w:top w:w="60" w:type="dxa"/>
@@ -785,10 +707,10 @@
           <w:tcPr>
             <w:tcW w:w="2100" w:type="dxa"/>
             <w:tcBorders>
-              <w:top w:val="none" w:sz="0" w:space="0" w:color="FFFFFF"/>
-              <w:left w:val="none" w:sz="0" w:space="0" w:color="FFFFFF"/>
-              <w:bottom w:val="none" w:sz="0" w:space="0" w:color="FFFFFF"/>
-              <w:right w:val="none" w:sz="0" w:space="0" w:color="FFFFFF"/>
+              <w:top w:val="nil"/>
+              <w:left w:val="nil"/>
+              <w:bottom w:val="nil"/>
+              <w:right w:val="nil"/>
             </w:tcBorders>
             <w:shd w:val="clear" w:color="auto" w:fill="E8F5EE"/>
             <w:tcMar>
@@ -815,10 +737,10 @@
           <w:tcPr>
             <w:tcW w:w="7260" w:type="dxa"/>
             <w:tcBorders>
-              <w:top w:val="none" w:sz="0" w:space="0" w:color="FFFFFF"/>
-              <w:left w:val="none" w:sz="0" w:space="0" w:color="FFFFFF"/>
-              <w:bottom w:val="none" w:sz="0" w:space="0" w:color="FFFFFF"/>
-              <w:right w:val="none" w:sz="0" w:space="0" w:color="FFFFFF"/>
+              <w:top w:val="nil"/>
+              <w:left w:val="nil"/>
+              <w:bottom w:val="nil"/>
+              <w:right w:val="nil"/>
             </w:tcBorders>
             <w:tcMar>
               <w:top w:w="60" w:type="dxa"/>
@@ -844,10 +766,10 @@
           <w:tcPr>
             <w:tcW w:w="2100" w:type="dxa"/>
             <w:tcBorders>
-              <w:top w:val="none" w:sz="0" w:space="0" w:color="FFFFFF"/>
-              <w:left w:val="none" w:sz="0" w:space="0" w:color="FFFFFF"/>
-              <w:bottom w:val="none" w:sz="0" w:space="0" w:color="FFFFFF"/>
-              <w:right w:val="none" w:sz="0" w:space="0" w:color="FFFFFF"/>
+              <w:top w:val="nil"/>
+              <w:left w:val="nil"/>
+              <w:bottom w:val="nil"/>
+              <w:right w:val="nil"/>
             </w:tcBorders>
             <w:shd w:val="clear" w:color="auto" w:fill="E8F5EE"/>
             <w:tcMar>
@@ -874,10 +796,10 @@
           <w:tcPr>
             <w:tcW w:w="7260" w:type="dxa"/>
             <w:tcBorders>
-              <w:top w:val="none" w:sz="0" w:space="0" w:color="FFFFFF"/>
-              <w:left w:val="none" w:sz="0" w:space="0" w:color="FFFFFF"/>
-              <w:bottom w:val="none" w:sz="0" w:space="0" w:color="FFFFFF"/>
-              <w:right w:val="none" w:sz="0" w:space="0" w:color="FFFFFF"/>
+              <w:top w:val="nil"/>
+              <w:left w:val="nil"/>
+              <w:bottom w:val="nil"/>
+              <w:right w:val="nil"/>
             </w:tcBorders>
             <w:tcMar>
               <w:top w:w="60" w:type="dxa"/>
@@ -915,13 +837,12 @@
         <w:rPr>
           <w:b/>
           <w:bCs/>
-          <w:caps/>
+          <w:smallCaps/>
           <w:color w:val="1A6B4A"/>
-          <w:spacing w:val="40"/>
           <w:sz w:val="24"/>
           <w:szCs w:val="24"/>
         </w:rPr>
-        <w:t>Projects</w:t>
+        <w:t>PROJECTS</w:t>
       </w:r>
     </w:p>
     <w:p>
@@ -968,7 +889,7 @@
           <w:sz w:val="18"/>
           <w:szCs w:val="18"/>
         </w:rPr>
-        <w:t xml:space="preserve">  Final Year Project</w:t>
+        <w:t xml:space="preserve">  Personal Project</w:t>
       </w:r>
     </w:p>
     <w:p>
@@ -991,81 +912,22 @@
           <w:sz w:val="18"/>
           <w:szCs w:val="18"/>
         </w:rPr>
-        <w:t xml:space="preserve">Next.js 14 · Neon PostgreSQL · Prisma · </w:t>
-      </w:r>
-      <w:proofErr w:type="spellStart"/>
-      <w:r>
-        <w:rPr>
-          <w:color w:val="4A4A4A"/>
-          <w:sz w:val="18"/>
-          <w:szCs w:val="18"/>
-        </w:rPr>
-        <w:t>Groq</w:t>
-      </w:r>
-      <w:proofErr w:type="spellEnd"/>
-      <w:r>
-        <w:rPr>
-          <w:color w:val="4A4A4A"/>
-          <w:sz w:val="18"/>
-          <w:szCs w:val="18"/>
-        </w:rPr>
-        <w:t xml:space="preserve"> API (Llama 3.3 70B) · Clerk · </w:t>
-      </w:r>
-      <w:proofErr w:type="spellStart"/>
-      <w:r>
-        <w:rPr>
-          <w:color w:val="4A4A4A"/>
-          <w:sz w:val="18"/>
-          <w:szCs w:val="18"/>
-        </w:rPr>
-        <w:t>Arcjet</w:t>
-      </w:r>
-      <w:proofErr w:type="spellEnd"/>
-      <w:r>
-        <w:rPr>
-          <w:color w:val="4A4A4A"/>
-          <w:sz w:val="18"/>
-          <w:szCs w:val="18"/>
-        </w:rPr>
-        <w:t xml:space="preserve"> · </w:t>
-      </w:r>
-      <w:proofErr w:type="gramStart"/>
-      <w:r>
-        <w:rPr>
-          <w:color w:val="4A4A4A"/>
-          <w:sz w:val="18"/>
-          <w:szCs w:val="18"/>
-        </w:rPr>
-        <w:t>Vercel  |</w:t>
-      </w:r>
-      <w:proofErr w:type="gramEnd"/>
-      <w:r>
-        <w:rPr>
-          <w:color w:val="4A4A4A"/>
-          <w:sz w:val="18"/>
-          <w:szCs w:val="18"/>
-        </w:rPr>
-        <w:t xml:space="preserve">  </w:t>
-      </w:r>
-      <w:hyperlink r:id="rId9" w:history="1">
-        <w:r>
-          <w:rPr>
-            <w:color w:val="1A6B4A"/>
-            <w:sz w:val="18"/>
-            <w:szCs w:val="18"/>
-            <w:u w:val="single"/>
-          </w:rPr>
-          <w:t>github.com/THIRAYA-git</w:t>
-        </w:r>
-      </w:hyperlink>
-    </w:p>
-    <w:p>
-      <w:pPr>
-        <w:pStyle w:val="ListParagraph"/>
+        <w:t xml:space="preserve">Next.js 14 · Neon PostgreSQL · Prisma · Groq API (Llama 3.3 70B) · Clerk · Arcjet · Vercel  </w:t>
+      </w:r>
+    </w:p>
+    <w:p>
+      <w:pPr>
         <w:numPr>
           <w:ilvl w:val="0"/>
-          <w:numId w:val="2"/>
+          <w:numId w:val="1"/>
         </w:numPr>
+        <w:pBdr>
+          <w:top w:val="nil"/>
+          <w:left w:val="nil"/>
+          <w:bottom w:val="nil"/>
+          <w:right w:val="nil"/>
+          <w:between w:val="nil"/>
+        </w:pBdr>
         <w:spacing w:before="40" w:after="40"/>
       </w:pPr>
       <w:r>
@@ -1079,11 +941,17 @@
     </w:p>
     <w:p>
       <w:pPr>
-        <w:pStyle w:val="ListParagraph"/>
         <w:numPr>
           <w:ilvl w:val="0"/>
-          <w:numId w:val="2"/>
+          <w:numId w:val="1"/>
         </w:numPr>
+        <w:pBdr>
+          <w:top w:val="nil"/>
+          <w:left w:val="nil"/>
+          <w:bottom w:val="nil"/>
+          <w:right w:val="nil"/>
+          <w:between w:val="nil"/>
+        </w:pBdr>
         <w:spacing w:before="40" w:after="40"/>
       </w:pPr>
       <w:r>
@@ -1097,11 +965,17 @@
     </w:p>
     <w:p>
       <w:pPr>
-        <w:pStyle w:val="ListParagraph"/>
         <w:numPr>
           <w:ilvl w:val="0"/>
-          <w:numId w:val="2"/>
+          <w:numId w:val="1"/>
         </w:numPr>
+        <w:pBdr>
+          <w:top w:val="nil"/>
+          <w:left w:val="nil"/>
+          <w:bottom w:val="nil"/>
+          <w:right w:val="nil"/>
+          <w:between w:val="nil"/>
+        </w:pBdr>
         <w:spacing w:before="40" w:after="40"/>
       </w:pPr>
       <w:r>
@@ -1110,34 +984,70 @@
           <w:sz w:val="19"/>
           <w:szCs w:val="19"/>
         </w:rPr>
-        <w:t xml:space="preserve">Integrated </w:t>
-      </w:r>
-      <w:proofErr w:type="spellStart"/>
+        <w:t>Integrated Arcjet middleware for real-time rate limiting, input validation, and security monitoring; tracked response times and error rates across all deployment environments.</w:t>
+      </w:r>
+    </w:p>
+    <w:p>
+      <w:pPr>
+        <w:numPr>
+          <w:ilvl w:val="0"/>
+          <w:numId w:val="1"/>
+        </w:numPr>
+        <w:pBdr>
+          <w:top w:val="nil"/>
+          <w:left w:val="nil"/>
+          <w:bottom w:val="nil"/>
+          <w:right w:val="nil"/>
+          <w:between w:val="nil"/>
+        </w:pBdr>
+        <w:spacing w:before="40" w:after="40"/>
+      </w:pPr>
       <w:r>
         <w:rPr>
           <w:color w:val="4A4A4A"/>
           <w:sz w:val="19"/>
           <w:szCs w:val="19"/>
         </w:rPr>
-        <w:t>Arcjet</w:t>
-      </w:r>
-      <w:proofErr w:type="spellEnd"/>
+        <w:t>Authored incident response runbooks covering AI service degradation and third-party API failure scenarios, with documented rollback procedures.</w:t>
+      </w:r>
+    </w:p>
+    <w:p>
+      <w:pPr>
+        <w:numPr>
+          <w:ilvl w:val="0"/>
+          <w:numId w:val="1"/>
+        </w:numPr>
+        <w:pBdr>
+          <w:top w:val="nil"/>
+          <w:left w:val="nil"/>
+          <w:bottom w:val="nil"/>
+          <w:right w:val="nil"/>
+          <w:between w:val="nil"/>
+        </w:pBdr>
+        <w:spacing w:before="40" w:after="40"/>
+      </w:pPr>
       <w:r>
         <w:rPr>
           <w:color w:val="4A4A4A"/>
           <w:sz w:val="19"/>
           <w:szCs w:val="19"/>
         </w:rPr>
-        <w:t xml:space="preserve"> middleware for real-time rate limiting, input validation, and security monitoring; tracked response times and error rates across all deployment environments.</w:t>
-      </w:r>
-    </w:p>
-    <w:p>
-      <w:pPr>
-        <w:pStyle w:val="ListParagraph"/>
+        <w:t>Implemented voice interview mode (Module 7) using ElevenLabs TTS + Web Speech API STT with audio caching per question template to optimise API usage within free-tier limits.</w:t>
+      </w:r>
+    </w:p>
+    <w:p>
+      <w:pPr>
         <w:numPr>
           <w:ilvl w:val="0"/>
-          <w:numId w:val="2"/>
+          <w:numId w:val="1"/>
         </w:numPr>
+        <w:pBdr>
+          <w:top w:val="nil"/>
+          <w:left w:val="nil"/>
+          <w:bottom w:val="nil"/>
+          <w:right w:val="nil"/>
+          <w:between w:val="nil"/>
+        </w:pBdr>
         <w:spacing w:before="40" w:after="40"/>
       </w:pPr>
       <w:r>
@@ -1146,97 +1056,7 @@
           <w:sz w:val="19"/>
           <w:szCs w:val="19"/>
         </w:rPr>
-        <w:t>Authored incident response runbooks covering AI service degradation and third-party API failure scenarios, with documented rollback procedures.</w:t>
-      </w:r>
-    </w:p>
-    <w:p>
-      <w:pPr>
-        <w:pStyle w:val="ListParagraph"/>
-        <w:numPr>
-          <w:ilvl w:val="0"/>
-          <w:numId w:val="2"/>
-        </w:numPr>
-        <w:spacing w:before="40" w:after="40"/>
-      </w:pPr>
-      <w:r>
-        <w:rPr>
-          <w:color w:val="4A4A4A"/>
-          <w:sz w:val="19"/>
-          <w:szCs w:val="19"/>
-        </w:rPr>
-        <w:t xml:space="preserve">Implemented voice interview mode (Module 7) using </w:t>
-      </w:r>
-      <w:proofErr w:type="spellStart"/>
-      <w:r>
-        <w:rPr>
-          <w:color w:val="4A4A4A"/>
-          <w:sz w:val="19"/>
-          <w:szCs w:val="19"/>
-        </w:rPr>
-        <w:t>ElevenLabs</w:t>
-      </w:r>
-      <w:proofErr w:type="spellEnd"/>
-      <w:r>
-        <w:rPr>
-          <w:color w:val="4A4A4A"/>
-          <w:sz w:val="19"/>
-          <w:szCs w:val="19"/>
-        </w:rPr>
-        <w:t xml:space="preserve"> TTS + Web Speech API STT with audio caching per question template to </w:t>
-      </w:r>
-      <w:proofErr w:type="spellStart"/>
-      <w:r>
-        <w:rPr>
-          <w:color w:val="4A4A4A"/>
-          <w:sz w:val="19"/>
-          <w:szCs w:val="19"/>
-        </w:rPr>
-        <w:t>optimise</w:t>
-      </w:r>
-      <w:proofErr w:type="spellEnd"/>
-      <w:r>
-        <w:rPr>
-          <w:color w:val="4A4A4A"/>
-          <w:sz w:val="19"/>
-          <w:szCs w:val="19"/>
-        </w:rPr>
-        <w:t xml:space="preserve"> API usage within free-tier limits.</w:t>
-      </w:r>
-    </w:p>
-    <w:p>
-      <w:pPr>
-        <w:pStyle w:val="ListParagraph"/>
-        <w:numPr>
-          <w:ilvl w:val="0"/>
-          <w:numId w:val="2"/>
-        </w:numPr>
-        <w:spacing w:before="40" w:after="40"/>
-      </w:pPr>
-      <w:r>
-        <w:rPr>
-          <w:color w:val="4A4A4A"/>
-          <w:sz w:val="19"/>
-          <w:szCs w:val="19"/>
-        </w:rPr>
-        <w:t>Applied ATS scoring via Hugging Face sentence-transformers and sentiment analysis via wav2vec2/</w:t>
-      </w:r>
-      <w:proofErr w:type="spellStart"/>
-      <w:r>
-        <w:rPr>
-          <w:color w:val="4A4A4A"/>
-          <w:sz w:val="19"/>
-          <w:szCs w:val="19"/>
-        </w:rPr>
-        <w:t>distilbert</w:t>
-      </w:r>
-      <w:proofErr w:type="spellEnd"/>
-      <w:r>
-        <w:rPr>
-          <w:color w:val="4A4A4A"/>
-          <w:sz w:val="19"/>
-          <w:szCs w:val="19"/>
-        </w:rPr>
-        <w:t xml:space="preserve"> for intelligent resume and interview feedback.</w:t>
+        <w:t>Applied ATS scoring via Hugging Face sentence-transformers and sentiment analysis via wav2vec2/distilbert for intelligent resume and interview feedback.</w:t>
       </w:r>
     </w:p>
     <w:p>
@@ -1264,7 +1084,7 @@
           <w:szCs w:val="22"/>
         </w:rPr>
         <w:lastRenderedPageBreak/>
-        <w:t>InventoSmart — Inventory Management System</w:t>
+        <w:t>EventEase — Smart Event &amp; Hall Booking Management System</w:t>
       </w:r>
       <w:r>
         <w:rPr>
@@ -1285,7 +1105,7 @@
           <w:sz w:val="18"/>
           <w:szCs w:val="18"/>
         </w:rPr>
-        <w:t>2025  ·</w:t>
+        <w:t>2026  ·</w:t>
       </w:r>
       <w:proofErr w:type="gramEnd"/>
       <w:r>
@@ -1296,7 +1116,7 @@
           <w:sz w:val="18"/>
           <w:szCs w:val="18"/>
         </w:rPr>
-        <w:t xml:space="preserve">  QA &amp; Security Hardening</w:t>
+        <w:t xml:space="preserve">  Final Year Project (FYP)</w:t>
       </w:r>
     </w:p>
     <w:p>
@@ -1319,27 +1139,211 @@
           <w:sz w:val="18"/>
           <w:szCs w:val="18"/>
         </w:rPr>
-        <w:t xml:space="preserve">PHP · MySQL · JavaScript · </w:t>
-      </w:r>
-      <w:proofErr w:type="gramStart"/>
-      <w:r>
-        <w:rPr>
+        <w:t xml:space="preserve">React.js · Node.js · Express.js · MongoDB · Playwright · PayHere · Dialog SMS API · Vercel / Render  </w:t>
+      </w:r>
+    </w:p>
+    <w:p>
+      <w:pPr>
+        <w:numPr>
+          <w:ilvl w:val="0"/>
+          <w:numId w:val="1"/>
+        </w:numPr>
+        <w:pBdr>
+          <w:top w:val="nil"/>
+          <w:left w:val="nil"/>
+          <w:bottom w:val="nil"/>
+          <w:right w:val="nil"/>
+          <w:between w:val="nil"/>
+        </w:pBdr>
+        <w:spacing w:before="40" w:after="40"/>
+      </w:pPr>
+      <w:r>
+        <w:rPr>
+          <w:color w:val="4A4A4A"/>
+          <w:sz w:val="19"/>
+          <w:szCs w:val="19"/>
+        </w:rPr>
+        <w:t>Designed and built a full-stack MERN web application — digitising all booking operations from customer enquiry to post-event feedback, replacing manual phone-and-register workflows entirely.</w:t>
+      </w:r>
+    </w:p>
+    <w:p>
+      <w:pPr>
+        <w:numPr>
+          <w:ilvl w:val="0"/>
+          <w:numId w:val="1"/>
+        </w:numPr>
+        <w:pBdr>
+          <w:top w:val="nil"/>
+          <w:left w:val="nil"/>
+          <w:bottom w:val="nil"/>
+          <w:right w:val="nil"/>
+          <w:between w:val="nil"/>
+        </w:pBdr>
+        <w:spacing w:before="40" w:after="40"/>
+      </w:pPr>
+      <w:r>
+        <w:rPr>
+          <w:color w:val="4A4A4A"/>
+          <w:sz w:val="19"/>
+          <w:szCs w:val="19"/>
+        </w:rPr>
+        <w:t>Implemented real-time availability calendar, multi-step online booking with instant confirmation, and a dynamic pricing calculator based on event type, guest count, and selected services — eliminating double-booking errors.</w:t>
+      </w:r>
+    </w:p>
+    <w:p>
+      <w:pPr>
+        <w:numPr>
+          <w:ilvl w:val="0"/>
+          <w:numId w:val="1"/>
+        </w:numPr>
+        <w:pBdr>
+          <w:top w:val="nil"/>
+          <w:left w:val="nil"/>
+          <w:bottom w:val="nil"/>
+          <w:right w:val="nil"/>
+          <w:between w:val="nil"/>
+        </w:pBdr>
+        <w:spacing w:before="40" w:after="40"/>
+      </w:pPr>
+      <w:r>
+        <w:rPr>
+          <w:color w:val="4A4A4A"/>
+          <w:sz w:val="19"/>
+          <w:szCs w:val="19"/>
+        </w:rPr>
+        <w:t>Integrated PayHere payment gateway (Central Bank of Sri Lanka licensed) for secure credit/debit card and mobile wallet transactions; automated invoice and receipt generation on payment confirmation.</w:t>
+      </w:r>
+    </w:p>
+    <w:p>
+      <w:pPr>
+        <w:numPr>
+          <w:ilvl w:val="0"/>
+          <w:numId w:val="1"/>
+        </w:numPr>
+        <w:pBdr>
+          <w:top w:val="nil"/>
+          <w:left w:val="nil"/>
+          <w:bottom w:val="nil"/>
+          <w:right w:val="nil"/>
+          <w:between w:val="nil"/>
+        </w:pBdr>
+        <w:spacing w:before="40" w:after="40"/>
+      </w:pPr>
+      <w:r>
+        <w:rPr>
+          <w:color w:val="4A4A4A"/>
+          <w:sz w:val="19"/>
+          <w:szCs w:val="19"/>
+        </w:rPr>
+        <w:t>Engineered SMS and email notification workflows via Dialog SMS API and SendGrid for booking confirmations, reminders, and status updates; implemented role-based access control for Customer, Staff, Coordinator, Manager, and Admin roles.</w:t>
+      </w:r>
+    </w:p>
+    <w:p>
+      <w:pPr>
+        <w:numPr>
+          <w:ilvl w:val="0"/>
+          <w:numId w:val="1"/>
+        </w:numPr>
+        <w:pBdr>
+          <w:top w:val="nil"/>
+          <w:left w:val="nil"/>
+          <w:bottom w:val="nil"/>
+          <w:right w:val="nil"/>
+          <w:between w:val="nil"/>
+        </w:pBdr>
+        <w:spacing w:before="40" w:after="40"/>
+      </w:pPr>
+      <w:r>
+        <w:rPr>
+          <w:color w:val="4A4A4A"/>
+          <w:sz w:val="19"/>
+          <w:szCs w:val="19"/>
+        </w:rPr>
+        <w:t>Covered full testing lifecycle: unit testing with Jest, integration testing across API endpoints, Playwright E2E tests for critical booking flows, and security hardening (JWT auth, bcrypt, Helmet.js, rate limiting, input validation).</w:t>
+      </w:r>
+    </w:p>
+    <w:p>
+      <w:pPr>
+        <w:spacing w:before="160" w:after="40"/>
+        <w:rPr>
+          <w:b/>
+          <w:bCs/>
+          <w:color w:val="1A1A1A"/>
+          <w:sz w:val="22"/>
+          <w:szCs w:val="22"/>
+        </w:rPr>
+      </w:pPr>
+    </w:p>
+    <w:p>
+      <w:pPr>
+        <w:spacing w:before="160" w:after="40"/>
+      </w:pPr>
+      <w:r>
+        <w:rPr>
+          <w:b/>
+          <w:bCs/>
+          <w:color w:val="1A1A1A"/>
+          <w:sz w:val="22"/>
+          <w:szCs w:val="22"/>
+        </w:rPr>
+        <w:t>InventoSmart — Inventory Management System</w:t>
+      </w:r>
+      <w:r>
+        <w:rPr>
+          <w:i/>
+          <w:iCs/>
           <w:color w:val="4A4A4A"/>
           <w:sz w:val="18"/>
           <w:szCs w:val="18"/>
         </w:rPr>
-        <w:t>Bootstrap  |</w:t>
-      </w:r>
-      <w:proofErr w:type="gramEnd"/>
-      <w:r>
-        <w:rPr>
+        <w:t xml:space="preserve">   |   2025 – </w:t>
+      </w:r>
+      <w:proofErr w:type="gramStart"/>
+      <w:r>
+        <w:rPr>
+          <w:i/>
+          <w:iCs/>
           <w:color w:val="4A4A4A"/>
           <w:sz w:val="18"/>
           <w:szCs w:val="18"/>
         </w:rPr>
-        <w:t xml:space="preserve">  </w:t>
-      </w:r>
-      <w:hyperlink r:id="rId10" w:history="1">
+        <w:t>2026  ·</w:t>
+      </w:r>
+      <w:proofErr w:type="gramEnd"/>
+      <w:r>
+        <w:rPr>
+          <w:i/>
+          <w:iCs/>
+          <w:color w:val="4A4A4A"/>
+          <w:sz w:val="18"/>
+          <w:szCs w:val="18"/>
+        </w:rPr>
+        <w:t xml:space="preserve">  Self Project  ·  QA &amp; Security Hardening</w:t>
+      </w:r>
+    </w:p>
+    <w:p>
+      <w:pPr>
+        <w:spacing w:after="60"/>
+      </w:pPr>
+      <w:r>
+        <w:rPr>
+          <w:b/>
+          <w:bCs/>
+          <w:color w:val="1A6B4A"/>
+          <w:sz w:val="18"/>
+          <w:szCs w:val="18"/>
+        </w:rPr>
+        <w:t xml:space="preserve">Stack: </w:t>
+      </w:r>
+      <w:r>
+        <w:rPr>
+          <w:color w:val="4A4A4A"/>
+          <w:sz w:val="18"/>
+          <w:szCs w:val="18"/>
+        </w:rPr>
+        <w:t xml:space="preserve">PHP · MySQL · JavaScript · Bootstrap  |  </w:t>
+      </w:r>
+      <w:hyperlink r:id="rId9">
         <w:r>
           <w:rPr>
             <w:color w:val="1A6B4A"/>
@@ -1353,11 +1357,17 @@
     </w:p>
     <w:p>
       <w:pPr>
-        <w:pStyle w:val="ListParagraph"/>
         <w:numPr>
           <w:ilvl w:val="0"/>
-          <w:numId w:val="2"/>
+          <w:numId w:val="1"/>
         </w:numPr>
+        <w:pBdr>
+          <w:top w:val="nil"/>
+          <w:left w:val="nil"/>
+          <w:bottom w:val="nil"/>
+          <w:right w:val="nil"/>
+          <w:between w:val="nil"/>
+        </w:pBdr>
         <w:spacing w:before="40" w:after="40"/>
       </w:pPr>
       <w:r>
@@ -1371,57 +1381,41 @@
     </w:p>
     <w:p>
       <w:pPr>
-        <w:pStyle w:val="ListParagraph"/>
         <w:numPr>
           <w:ilvl w:val="0"/>
-          <w:numId w:val="2"/>
+          <w:numId w:val="1"/>
         </w:numPr>
+        <w:pBdr>
+          <w:top w:val="nil"/>
+          <w:left w:val="nil"/>
+          <w:bottom w:val="nil"/>
+          <w:right w:val="nil"/>
+          <w:between w:val="nil"/>
+        </w:pBdr>
         <w:spacing w:before="40" w:after="40"/>
       </w:pPr>
-      <w:proofErr w:type="spellStart"/>
       <w:r>
         <w:rPr>
           <w:color w:val="4A4A4A"/>
           <w:sz w:val="19"/>
           <w:szCs w:val="19"/>
         </w:rPr>
-        <w:t>Modernised</w:t>
-      </w:r>
-      <w:proofErr w:type="spellEnd"/>
-      <w:r>
-        <w:rPr>
-          <w:color w:val="4A4A4A"/>
-          <w:sz w:val="19"/>
-          <w:szCs w:val="19"/>
-        </w:rPr>
-        <w:t xml:space="preserve"> the admin dashboard with Chart.js </w:t>
-      </w:r>
-      <w:proofErr w:type="spellStart"/>
-      <w:r>
-        <w:rPr>
-          <w:color w:val="4A4A4A"/>
-          <w:sz w:val="19"/>
-          <w:szCs w:val="19"/>
-        </w:rPr>
-        <w:t>visualisations</w:t>
-      </w:r>
-      <w:proofErr w:type="spellEnd"/>
-      <w:r>
-        <w:rPr>
-          <w:color w:val="4A4A4A"/>
-          <w:sz w:val="19"/>
-          <w:szCs w:val="19"/>
-        </w:rPr>
-        <w:t xml:space="preserve"> while preserving all backend PHP/SQL logic — zero regression across all existing features.</w:t>
-      </w:r>
-    </w:p>
-    <w:p>
-      <w:pPr>
-        <w:pStyle w:val="ListParagraph"/>
+        <w:t>Modernised the admin dashboard with Chart.js visualisations while preserving all backend PHP/SQL logic — zero regression across all existing features.</w:t>
+      </w:r>
+    </w:p>
+    <w:p>
+      <w:pPr>
         <w:numPr>
           <w:ilvl w:val="0"/>
-          <w:numId w:val="2"/>
+          <w:numId w:val="1"/>
         </w:numPr>
+        <w:pBdr>
+          <w:top w:val="nil"/>
+          <w:left w:val="nil"/>
+          <w:bottom w:val="nil"/>
+          <w:right w:val="nil"/>
+          <w:between w:val="nil"/>
+        </w:pBdr>
         <w:spacing w:before="40" w:after="40"/>
       </w:pPr>
       <w:r>
@@ -1449,13 +1443,12 @@
         <w:rPr>
           <w:b/>
           <w:bCs/>
-          <w:caps/>
+          <w:smallCaps/>
           <w:color w:val="1A6B4A"/>
-          <w:spacing w:val="40"/>
           <w:sz w:val="24"/>
           <w:szCs w:val="24"/>
         </w:rPr>
-        <w:t>Education</w:t>
+        <w:t>EDUCATION</w:t>
       </w:r>
     </w:p>
     <w:p>
@@ -1516,11 +1509,17 @@
     </w:p>
     <w:p>
       <w:pPr>
-        <w:pStyle w:val="ListParagraph"/>
         <w:numPr>
           <w:ilvl w:val="0"/>
-          <w:numId w:val="2"/>
+          <w:numId w:val="1"/>
         </w:numPr>
+        <w:pBdr>
+          <w:top w:val="nil"/>
+          <w:left w:val="nil"/>
+          <w:bottom w:val="nil"/>
+          <w:right w:val="nil"/>
+          <w:between w:val="nil"/>
+        </w:pBdr>
         <w:spacing w:before="40" w:after="40"/>
       </w:pPr>
       <w:r>
@@ -1604,13 +1603,12 @@
         <w:rPr>
           <w:b/>
           <w:bCs/>
-          <w:caps/>
+          <w:smallCaps/>
           <w:color w:val="1A6B4A"/>
-          <w:spacing w:val="40"/>
           <w:sz w:val="24"/>
           <w:szCs w:val="24"/>
         </w:rPr>
-        <w:t>Certifications &amp; Continuous Learning</w:t>
+        <w:t>CERTIFICATIONS &amp; CONTINUOUS LEARNING</w:t>
       </w:r>
     </w:p>
     <w:p>
@@ -1620,20 +1618,19 @@
     </w:p>
     <w:tbl>
       <w:tblPr>
+        <w:tblStyle w:val="a0"/>
         <w:tblW w:w="9360" w:type="dxa"/>
+        <w:tblInd w:w="0" w:type="dxa"/>
         <w:tblBorders>
-          <w:top w:val="single" w:sz="4" w:space="0" w:color="auto"/>
-          <w:left w:val="single" w:sz="4" w:space="0" w:color="auto"/>
-          <w:bottom w:val="single" w:sz="4" w:space="0" w:color="auto"/>
-          <w:right w:val="single" w:sz="4" w:space="0" w:color="auto"/>
-          <w:insideH w:val="single" w:sz="4" w:space="0" w:color="auto"/>
-          <w:insideV w:val="single" w:sz="4" w:space="0" w:color="auto"/>
+          <w:top w:val="single" w:sz="4" w:space="0" w:color="000000"/>
+          <w:left w:val="single" w:sz="4" w:space="0" w:color="000000"/>
+          <w:bottom w:val="single" w:sz="4" w:space="0" w:color="000000"/>
+          <w:right w:val="single" w:sz="4" w:space="0" w:color="000000"/>
+          <w:insideH w:val="single" w:sz="4" w:space="0" w:color="000000"/>
+          <w:insideV w:val="single" w:sz="4" w:space="0" w:color="000000"/>
         </w:tblBorders>
-        <w:tblCellMar>
-          <w:left w:w="10" w:type="dxa"/>
-          <w:right w:w="10" w:type="dxa"/>
-        </w:tblCellMar>
-        <w:tblLook w:val="04A0" w:firstRow="1" w:lastRow="0" w:firstColumn="1" w:lastColumn="0" w:noHBand="0" w:noVBand="1"/>
+        <w:tblLayout w:type="fixed"/>
+        <w:tblLook w:val="0400" w:firstRow="0" w:lastRow="0" w:firstColumn="0" w:lastColumn="0" w:noHBand="0" w:noVBand="1"/>
       </w:tblPr>
       <w:tblGrid>
         <w:gridCol w:w="5367"/>
@@ -1646,12 +1643,12 @@
         </w:trPr>
         <w:tc>
           <w:tcPr>
-            <w:tcW w:w="5000" w:type="dxa"/>
-            <w:tcBorders>
-              <w:top w:val="single" w:sz="1" w:space="0" w:color="CCCCCC"/>
-              <w:left w:val="none" w:sz="0" w:space="0" w:color="FFFFFF"/>
+            <w:tcW w:w="5367" w:type="dxa"/>
+            <w:tcBorders>
+              <w:top w:val="single" w:sz="4" w:space="0" w:color="CCCCCC"/>
+              <w:left w:val="nil"/>
               <w:bottom w:val="single" w:sz="4" w:space="0" w:color="1A6B4A"/>
-              <w:right w:val="none" w:sz="0" w:space="0" w:color="FFFFFF"/>
+              <w:right w:val="nil"/>
             </w:tcBorders>
             <w:shd w:val="clear" w:color="auto" w:fill="E8F5EE"/>
             <w:tcMar>
@@ -1676,12 +1673,12 @@
         </w:tc>
         <w:tc>
           <w:tcPr>
-            <w:tcW w:w="2680" w:type="dxa"/>
-            <w:tcBorders>
-              <w:top w:val="single" w:sz="1" w:space="0" w:color="CCCCCC"/>
-              <w:left w:val="none" w:sz="0" w:space="0" w:color="FFFFFF"/>
+            <w:tcW w:w="2877" w:type="dxa"/>
+            <w:tcBorders>
+              <w:top w:val="single" w:sz="4" w:space="0" w:color="CCCCCC"/>
+              <w:left w:val="nil"/>
               <w:bottom w:val="single" w:sz="4" w:space="0" w:color="1A6B4A"/>
-              <w:right w:val="none" w:sz="0" w:space="0" w:color="FFFFFF"/>
+              <w:right w:val="nil"/>
             </w:tcBorders>
             <w:shd w:val="clear" w:color="auto" w:fill="E8F5EE"/>
             <w:tcMar>
@@ -1706,12 +1703,12 @@
         </w:tc>
         <w:tc>
           <w:tcPr>
-            <w:tcW w:w="1040" w:type="dxa"/>
-            <w:tcBorders>
-              <w:top w:val="single" w:sz="1" w:space="0" w:color="CCCCCC"/>
-              <w:left w:val="none" w:sz="0" w:space="0" w:color="FFFFFF"/>
+            <w:tcW w:w="1116" w:type="dxa"/>
+            <w:tcBorders>
+              <w:top w:val="single" w:sz="4" w:space="0" w:color="CCCCCC"/>
+              <w:left w:val="nil"/>
               <w:bottom w:val="single" w:sz="4" w:space="0" w:color="1A6B4A"/>
-              <w:right w:val="none" w:sz="0" w:space="0" w:color="FFFFFF"/>
+              <w:right w:val="nil"/>
             </w:tcBorders>
             <w:shd w:val="clear" w:color="auto" w:fill="E8F5EE"/>
             <w:tcMar>
@@ -1741,12 +1738,12 @@
       <w:tr>
         <w:tc>
           <w:tcPr>
-            <w:tcW w:w="5000" w:type="dxa"/>
-            <w:tcBorders>
-              <w:top w:val="single" w:sz="1" w:space="0" w:color="DDDDDD"/>
-              <w:left w:val="single" w:sz="1" w:space="0" w:color="DDDDDD"/>
-              <w:bottom w:val="single" w:sz="1" w:space="0" w:color="DDDDDD"/>
-              <w:right w:val="single" w:sz="1" w:space="0" w:color="DDDDDD"/>
+            <w:tcW w:w="5367" w:type="dxa"/>
+            <w:tcBorders>
+              <w:top w:val="single" w:sz="4" w:space="0" w:color="DDDDDD"/>
+              <w:left w:val="single" w:sz="4" w:space="0" w:color="DDDDDD"/>
+              <w:bottom w:val="single" w:sz="4" w:space="0" w:color="DDDDDD"/>
+              <w:right w:val="single" w:sz="4" w:space="0" w:color="DDDDDD"/>
             </w:tcBorders>
             <w:tcMar>
               <w:top w:w="60" w:type="dxa"/>
@@ -1768,49 +1765,39 @@
         </w:tc>
         <w:tc>
           <w:tcPr>
-            <w:tcW w:w="2680" w:type="dxa"/>
-            <w:tcBorders>
-              <w:top w:val="single" w:sz="1" w:space="0" w:color="DDDDDD"/>
-              <w:left w:val="single" w:sz="1" w:space="0" w:color="DDDDDD"/>
-              <w:bottom w:val="single" w:sz="1" w:space="0" w:color="DDDDDD"/>
-              <w:right w:val="single" w:sz="1" w:space="0" w:color="DDDDDD"/>
-            </w:tcBorders>
-            <w:tcMar>
-              <w:top w:w="60" w:type="dxa"/>
-              <w:left w:w="120" w:type="dxa"/>
-              <w:bottom w:w="60" w:type="dxa"/>
-              <w:right w:w="120" w:type="dxa"/>
-            </w:tcMar>
-          </w:tcPr>
-          <w:p>
-            <w:proofErr w:type="spellStart"/>
+            <w:tcW w:w="2877" w:type="dxa"/>
+            <w:tcBorders>
+              <w:top w:val="single" w:sz="4" w:space="0" w:color="DDDDDD"/>
+              <w:left w:val="single" w:sz="4" w:space="0" w:color="DDDDDD"/>
+              <w:bottom w:val="single" w:sz="4" w:space="0" w:color="DDDDDD"/>
+              <w:right w:val="single" w:sz="4" w:space="0" w:color="DDDDDD"/>
+            </w:tcBorders>
+            <w:tcMar>
+              <w:top w:w="60" w:type="dxa"/>
+              <w:left w:w="120" w:type="dxa"/>
+              <w:bottom w:w="60" w:type="dxa"/>
+              <w:right w:w="120" w:type="dxa"/>
+            </w:tcMar>
+          </w:tcPr>
+          <w:p>
             <w:r>
               <w:rPr>
                 <w:color w:val="4A4A4A"/>
                 <w:sz w:val="18"/>
                 <w:szCs w:val="18"/>
               </w:rPr>
-              <w:t>WinSYS</w:t>
-            </w:r>
-            <w:proofErr w:type="spellEnd"/>
-            <w:r>
-              <w:rPr>
-                <w:color w:val="4A4A4A"/>
-                <w:sz w:val="18"/>
-                <w:szCs w:val="18"/>
-              </w:rPr>
-              <w:t xml:space="preserve"> Networks (Pvt) Ltd</w:t>
-            </w:r>
-          </w:p>
-        </w:tc>
-        <w:tc>
-          <w:tcPr>
-            <w:tcW w:w="1040" w:type="dxa"/>
-            <w:tcBorders>
-              <w:top w:val="single" w:sz="1" w:space="0" w:color="DDDDDD"/>
-              <w:left w:val="single" w:sz="1" w:space="0" w:color="DDDDDD"/>
-              <w:bottom w:val="single" w:sz="1" w:space="0" w:color="DDDDDD"/>
-              <w:right w:val="single" w:sz="1" w:space="0" w:color="DDDDDD"/>
+              <w:t>WinSYS Networks (Pvt) Ltd</w:t>
+            </w:r>
+          </w:p>
+        </w:tc>
+        <w:tc>
+          <w:tcPr>
+            <w:tcW w:w="1116" w:type="dxa"/>
+            <w:tcBorders>
+              <w:top w:val="single" w:sz="4" w:space="0" w:color="DDDDDD"/>
+              <w:left w:val="single" w:sz="4" w:space="0" w:color="DDDDDD"/>
+              <w:bottom w:val="single" w:sz="4" w:space="0" w:color="DDDDDD"/>
+              <w:right w:val="single" w:sz="4" w:space="0" w:color="DDDDDD"/>
             </w:tcBorders>
             <w:tcMar>
               <w:top w:w="60" w:type="dxa"/>
@@ -1837,12 +1824,12 @@
       <w:tr>
         <w:tc>
           <w:tcPr>
-            <w:tcW w:w="5000" w:type="dxa"/>
-            <w:tcBorders>
-              <w:top w:val="single" w:sz="1" w:space="0" w:color="DDDDDD"/>
-              <w:left w:val="single" w:sz="1" w:space="0" w:color="DDDDDD"/>
-              <w:bottom w:val="single" w:sz="1" w:space="0" w:color="DDDDDD"/>
-              <w:right w:val="single" w:sz="1" w:space="0" w:color="DDDDDD"/>
+            <w:tcW w:w="5367" w:type="dxa"/>
+            <w:tcBorders>
+              <w:top w:val="single" w:sz="4" w:space="0" w:color="DDDDDD"/>
+              <w:left w:val="single" w:sz="4" w:space="0" w:color="DDDDDD"/>
+              <w:bottom w:val="single" w:sz="4" w:space="0" w:color="DDDDDD"/>
+              <w:right w:val="single" w:sz="4" w:space="0" w:color="DDDDDD"/>
             </w:tcBorders>
             <w:tcMar>
               <w:top w:w="60" w:type="dxa"/>
@@ -1864,12 +1851,12 @@
         </w:tc>
         <w:tc>
           <w:tcPr>
-            <w:tcW w:w="2680" w:type="dxa"/>
-            <w:tcBorders>
-              <w:top w:val="single" w:sz="1" w:space="0" w:color="DDDDDD"/>
-              <w:left w:val="single" w:sz="1" w:space="0" w:color="DDDDDD"/>
-              <w:bottom w:val="single" w:sz="1" w:space="0" w:color="DDDDDD"/>
-              <w:right w:val="single" w:sz="1" w:space="0" w:color="DDDDDD"/>
+            <w:tcW w:w="2877" w:type="dxa"/>
+            <w:tcBorders>
+              <w:top w:val="single" w:sz="4" w:space="0" w:color="DDDDDD"/>
+              <w:left w:val="single" w:sz="4" w:space="0" w:color="DDDDDD"/>
+              <w:bottom w:val="single" w:sz="4" w:space="0" w:color="DDDDDD"/>
+              <w:right w:val="single" w:sz="4" w:space="0" w:color="DDDDDD"/>
             </w:tcBorders>
             <w:tcMar>
               <w:top w:w="60" w:type="dxa"/>
@@ -1891,12 +1878,12 @@
         </w:tc>
         <w:tc>
           <w:tcPr>
-            <w:tcW w:w="1040" w:type="dxa"/>
-            <w:tcBorders>
-              <w:top w:val="single" w:sz="1" w:space="0" w:color="DDDDDD"/>
-              <w:left w:val="single" w:sz="1" w:space="0" w:color="DDDDDD"/>
-              <w:bottom w:val="single" w:sz="1" w:space="0" w:color="DDDDDD"/>
-              <w:right w:val="single" w:sz="1" w:space="0" w:color="DDDDDD"/>
+            <w:tcW w:w="1116" w:type="dxa"/>
+            <w:tcBorders>
+              <w:top w:val="single" w:sz="4" w:space="0" w:color="DDDDDD"/>
+              <w:left w:val="single" w:sz="4" w:space="0" w:color="DDDDDD"/>
+              <w:bottom w:val="single" w:sz="4" w:space="0" w:color="DDDDDD"/>
+              <w:right w:val="single" w:sz="4" w:space="0" w:color="DDDDDD"/>
             </w:tcBorders>
             <w:tcMar>
               <w:top w:w="60" w:type="dxa"/>
@@ -1923,12 +1910,12 @@
       <w:tr>
         <w:tc>
           <w:tcPr>
-            <w:tcW w:w="5000" w:type="dxa"/>
-            <w:tcBorders>
-              <w:top w:val="single" w:sz="1" w:space="0" w:color="DDDDDD"/>
-              <w:left w:val="single" w:sz="1" w:space="0" w:color="DDDDDD"/>
-              <w:bottom w:val="single" w:sz="1" w:space="0" w:color="DDDDDD"/>
-              <w:right w:val="single" w:sz="1" w:space="0" w:color="DDDDDD"/>
+            <w:tcW w:w="5367" w:type="dxa"/>
+            <w:tcBorders>
+              <w:top w:val="single" w:sz="4" w:space="0" w:color="DDDDDD"/>
+              <w:left w:val="single" w:sz="4" w:space="0" w:color="DDDDDD"/>
+              <w:bottom w:val="single" w:sz="4" w:space="0" w:color="DDDDDD"/>
+              <w:right w:val="single" w:sz="4" w:space="0" w:color="DDDDDD"/>
             </w:tcBorders>
             <w:tcMar>
               <w:top w:w="60" w:type="dxa"/>
@@ -1950,12 +1937,12 @@
         </w:tc>
         <w:tc>
           <w:tcPr>
-            <w:tcW w:w="2680" w:type="dxa"/>
-            <w:tcBorders>
-              <w:top w:val="single" w:sz="1" w:space="0" w:color="DDDDDD"/>
-              <w:left w:val="single" w:sz="1" w:space="0" w:color="DDDDDD"/>
-              <w:bottom w:val="single" w:sz="1" w:space="0" w:color="DDDDDD"/>
-              <w:right w:val="single" w:sz="1" w:space="0" w:color="DDDDDD"/>
+            <w:tcW w:w="2877" w:type="dxa"/>
+            <w:tcBorders>
+              <w:top w:val="single" w:sz="4" w:space="0" w:color="DDDDDD"/>
+              <w:left w:val="single" w:sz="4" w:space="0" w:color="DDDDDD"/>
+              <w:bottom w:val="single" w:sz="4" w:space="0" w:color="DDDDDD"/>
+              <w:right w:val="single" w:sz="4" w:space="0" w:color="DDDDDD"/>
             </w:tcBorders>
             <w:tcMar>
               <w:top w:w="60" w:type="dxa"/>
@@ -1977,12 +1964,12 @@
         </w:tc>
         <w:tc>
           <w:tcPr>
-            <w:tcW w:w="1040" w:type="dxa"/>
-            <w:tcBorders>
-              <w:top w:val="single" w:sz="1" w:space="0" w:color="DDDDDD"/>
-              <w:left w:val="single" w:sz="1" w:space="0" w:color="DDDDDD"/>
-              <w:bottom w:val="single" w:sz="1" w:space="0" w:color="DDDDDD"/>
-              <w:right w:val="single" w:sz="1" w:space="0" w:color="DDDDDD"/>
+            <w:tcW w:w="1116" w:type="dxa"/>
+            <w:tcBorders>
+              <w:top w:val="single" w:sz="4" w:space="0" w:color="DDDDDD"/>
+              <w:left w:val="single" w:sz="4" w:space="0" w:color="DDDDDD"/>
+              <w:bottom w:val="single" w:sz="4" w:space="0" w:color="DDDDDD"/>
+              <w:right w:val="single" w:sz="4" w:space="0" w:color="DDDDDD"/>
             </w:tcBorders>
             <w:tcMar>
               <w:top w:w="60" w:type="dxa"/>
@@ -2009,12 +1996,12 @@
       <w:tr>
         <w:tc>
           <w:tcPr>
-            <w:tcW w:w="5000" w:type="dxa"/>
-            <w:tcBorders>
-              <w:top w:val="single" w:sz="1" w:space="0" w:color="DDDDDD"/>
-              <w:left w:val="single" w:sz="1" w:space="0" w:color="DDDDDD"/>
-              <w:bottom w:val="single" w:sz="1" w:space="0" w:color="DDDDDD"/>
-              <w:right w:val="single" w:sz="1" w:space="0" w:color="DDDDDD"/>
+            <w:tcW w:w="5367" w:type="dxa"/>
+            <w:tcBorders>
+              <w:top w:val="single" w:sz="4" w:space="0" w:color="DDDDDD"/>
+              <w:left w:val="single" w:sz="4" w:space="0" w:color="DDDDDD"/>
+              <w:bottom w:val="single" w:sz="4" w:space="0" w:color="DDDDDD"/>
+              <w:right w:val="single" w:sz="4" w:space="0" w:color="DDDDDD"/>
             </w:tcBorders>
             <w:tcMar>
               <w:top w:w="60" w:type="dxa"/>
@@ -2036,12 +2023,12 @@
         </w:tc>
         <w:tc>
           <w:tcPr>
-            <w:tcW w:w="2680" w:type="dxa"/>
-            <w:tcBorders>
-              <w:top w:val="single" w:sz="1" w:space="0" w:color="DDDDDD"/>
-              <w:left w:val="single" w:sz="1" w:space="0" w:color="DDDDDD"/>
-              <w:bottom w:val="single" w:sz="1" w:space="0" w:color="DDDDDD"/>
-              <w:right w:val="single" w:sz="1" w:space="0" w:color="DDDDDD"/>
+            <w:tcW w:w="2877" w:type="dxa"/>
+            <w:tcBorders>
+              <w:top w:val="single" w:sz="4" w:space="0" w:color="DDDDDD"/>
+              <w:left w:val="single" w:sz="4" w:space="0" w:color="DDDDDD"/>
+              <w:bottom w:val="single" w:sz="4" w:space="0" w:color="DDDDDD"/>
+              <w:right w:val="single" w:sz="4" w:space="0" w:color="DDDDDD"/>
             </w:tcBorders>
             <w:tcMar>
               <w:top w:w="60" w:type="dxa"/>
@@ -2063,12 +2050,12 @@
         </w:tc>
         <w:tc>
           <w:tcPr>
-            <w:tcW w:w="1040" w:type="dxa"/>
-            <w:tcBorders>
-              <w:top w:val="single" w:sz="1" w:space="0" w:color="DDDDDD"/>
-              <w:left w:val="single" w:sz="1" w:space="0" w:color="DDDDDD"/>
-              <w:bottom w:val="single" w:sz="1" w:space="0" w:color="DDDDDD"/>
-              <w:right w:val="single" w:sz="1" w:space="0" w:color="DDDDDD"/>
+            <w:tcW w:w="1116" w:type="dxa"/>
+            <w:tcBorders>
+              <w:top w:val="single" w:sz="4" w:space="0" w:color="DDDDDD"/>
+              <w:left w:val="single" w:sz="4" w:space="0" w:color="DDDDDD"/>
+              <w:bottom w:val="single" w:sz="4" w:space="0" w:color="DDDDDD"/>
+              <w:right w:val="single" w:sz="4" w:space="0" w:color="DDDDDD"/>
             </w:tcBorders>
             <w:tcMar>
               <w:top w:w="60" w:type="dxa"/>
@@ -2095,12 +2082,12 @@
       <w:tr>
         <w:tc>
           <w:tcPr>
-            <w:tcW w:w="5000" w:type="dxa"/>
-            <w:tcBorders>
-              <w:top w:val="single" w:sz="1" w:space="0" w:color="DDDDDD"/>
-              <w:left w:val="single" w:sz="1" w:space="0" w:color="DDDDDD"/>
-              <w:bottom w:val="single" w:sz="1" w:space="0" w:color="DDDDDD"/>
-              <w:right w:val="single" w:sz="1" w:space="0" w:color="DDDDDD"/>
+            <w:tcW w:w="5367" w:type="dxa"/>
+            <w:tcBorders>
+              <w:top w:val="single" w:sz="4" w:space="0" w:color="DDDDDD"/>
+              <w:left w:val="single" w:sz="4" w:space="0" w:color="DDDDDD"/>
+              <w:bottom w:val="single" w:sz="4" w:space="0" w:color="DDDDDD"/>
+              <w:right w:val="single" w:sz="4" w:space="0" w:color="DDDDDD"/>
             </w:tcBorders>
             <w:tcMar>
               <w:top w:w="60" w:type="dxa"/>
@@ -2122,12 +2109,12 @@
         </w:tc>
         <w:tc>
           <w:tcPr>
-            <w:tcW w:w="2680" w:type="dxa"/>
-            <w:tcBorders>
-              <w:top w:val="single" w:sz="1" w:space="0" w:color="DDDDDD"/>
-              <w:left w:val="single" w:sz="1" w:space="0" w:color="DDDDDD"/>
-              <w:bottom w:val="single" w:sz="1" w:space="0" w:color="DDDDDD"/>
-              <w:right w:val="single" w:sz="1" w:space="0" w:color="DDDDDD"/>
+            <w:tcW w:w="2877" w:type="dxa"/>
+            <w:tcBorders>
+              <w:top w:val="single" w:sz="4" w:space="0" w:color="DDDDDD"/>
+              <w:left w:val="single" w:sz="4" w:space="0" w:color="DDDDDD"/>
+              <w:bottom w:val="single" w:sz="4" w:space="0" w:color="DDDDDD"/>
+              <w:right w:val="single" w:sz="4" w:space="0" w:color="DDDDDD"/>
             </w:tcBorders>
             <w:tcMar>
               <w:top w:w="60" w:type="dxa"/>
@@ -2149,12 +2136,12 @@
         </w:tc>
         <w:tc>
           <w:tcPr>
-            <w:tcW w:w="1040" w:type="dxa"/>
-            <w:tcBorders>
-              <w:top w:val="single" w:sz="1" w:space="0" w:color="DDDDDD"/>
-              <w:left w:val="single" w:sz="1" w:space="0" w:color="DDDDDD"/>
-              <w:bottom w:val="single" w:sz="1" w:space="0" w:color="DDDDDD"/>
-              <w:right w:val="single" w:sz="1" w:space="0" w:color="DDDDDD"/>
+            <w:tcW w:w="1116" w:type="dxa"/>
+            <w:tcBorders>
+              <w:top w:val="single" w:sz="4" w:space="0" w:color="DDDDDD"/>
+              <w:left w:val="single" w:sz="4" w:space="0" w:color="DDDDDD"/>
+              <w:bottom w:val="single" w:sz="4" w:space="0" w:color="DDDDDD"/>
+              <w:right w:val="single" w:sz="4" w:space="0" w:color="DDDDDD"/>
             </w:tcBorders>
             <w:tcMar>
               <w:top w:w="60" w:type="dxa"/>
@@ -2181,12 +2168,12 @@
       <w:tr>
         <w:tc>
           <w:tcPr>
-            <w:tcW w:w="5000" w:type="dxa"/>
-            <w:tcBorders>
-              <w:top w:val="single" w:sz="1" w:space="0" w:color="DDDDDD"/>
-              <w:left w:val="single" w:sz="1" w:space="0" w:color="DDDDDD"/>
-              <w:bottom w:val="single" w:sz="1" w:space="0" w:color="DDDDDD"/>
-              <w:right w:val="single" w:sz="1" w:space="0" w:color="DDDDDD"/>
+            <w:tcW w:w="5367" w:type="dxa"/>
+            <w:tcBorders>
+              <w:top w:val="single" w:sz="4" w:space="0" w:color="DDDDDD"/>
+              <w:left w:val="single" w:sz="4" w:space="0" w:color="DDDDDD"/>
+              <w:bottom w:val="single" w:sz="4" w:space="0" w:color="DDDDDD"/>
+              <w:right w:val="single" w:sz="4" w:space="0" w:color="DDDDDD"/>
             </w:tcBorders>
             <w:tcMar>
               <w:top w:w="60" w:type="dxa"/>
@@ -2208,12 +2195,12 @@
         </w:tc>
         <w:tc>
           <w:tcPr>
-            <w:tcW w:w="2680" w:type="dxa"/>
-            <w:tcBorders>
-              <w:top w:val="single" w:sz="1" w:space="0" w:color="DDDDDD"/>
-              <w:left w:val="single" w:sz="1" w:space="0" w:color="DDDDDD"/>
-              <w:bottom w:val="single" w:sz="1" w:space="0" w:color="DDDDDD"/>
-              <w:right w:val="single" w:sz="1" w:space="0" w:color="DDDDDD"/>
+            <w:tcW w:w="2877" w:type="dxa"/>
+            <w:tcBorders>
+              <w:top w:val="single" w:sz="4" w:space="0" w:color="DDDDDD"/>
+              <w:left w:val="single" w:sz="4" w:space="0" w:color="DDDDDD"/>
+              <w:bottom w:val="single" w:sz="4" w:space="0" w:color="DDDDDD"/>
+              <w:right w:val="single" w:sz="4" w:space="0" w:color="DDDDDD"/>
             </w:tcBorders>
             <w:tcMar>
               <w:top w:w="60" w:type="dxa"/>
@@ -2235,12 +2222,12 @@
         </w:tc>
         <w:tc>
           <w:tcPr>
-            <w:tcW w:w="1040" w:type="dxa"/>
-            <w:tcBorders>
-              <w:top w:val="single" w:sz="1" w:space="0" w:color="DDDDDD"/>
-              <w:left w:val="single" w:sz="1" w:space="0" w:color="DDDDDD"/>
-              <w:bottom w:val="single" w:sz="1" w:space="0" w:color="DDDDDD"/>
-              <w:right w:val="single" w:sz="1" w:space="0" w:color="DDDDDD"/>
+            <w:tcW w:w="1116" w:type="dxa"/>
+            <w:tcBorders>
+              <w:top w:val="single" w:sz="4" w:space="0" w:color="DDDDDD"/>
+              <w:left w:val="single" w:sz="4" w:space="0" w:color="DDDDDD"/>
+              <w:bottom w:val="single" w:sz="4" w:space="0" w:color="DDDDDD"/>
+              <w:right w:val="single" w:sz="4" w:space="0" w:color="DDDDDD"/>
             </w:tcBorders>
             <w:tcMar>
               <w:top w:w="60" w:type="dxa"/>
@@ -2281,7 +2268,7 @@
         </w:rPr>
         <w:t xml:space="preserve">Portfolio: </w:t>
       </w:r>
-      <w:hyperlink r:id="rId11" w:history="1">
+      <w:hyperlink r:id="rId10">
         <w:r>
           <w:rPr>
             <w:color w:val="1A6B4A"/>
@@ -2289,19 +2276,8 @@
             <w:szCs w:val="17"/>
             <w:u w:val="single"/>
           </w:rPr>
-          <w:t>thiraya-</w:t>
+          <w:t>thiraya-git.github.io/portfolio/</w:t>
         </w:r>
-        <w:proofErr w:type="spellStart"/>
-        <w:r>
-          <w:rPr>
-            <w:color w:val="1A6B4A"/>
-            <w:sz w:val="17"/>
-            <w:szCs w:val="17"/>
-            <w:u w:val="single"/>
-          </w:rPr>
-          <w:t>portfolio.vercel.app</w:t>
-        </w:r>
-        <w:proofErr w:type="spellEnd"/>
       </w:hyperlink>
       <w:r>
         <w:rPr>
@@ -2315,8 +2291,8 @@
     <w:sectPr>
       <w:pgSz w:w="12240" w:h="15840"/>
       <w:pgMar w:top="1080" w:right="1080" w:bottom="1080" w:left="1080" w:header="708" w:footer="708" w:gutter="0"/>
+      <w:pgNumType w:start="1"/>
       <w:cols w:space="720"/>
-      <w:docGrid w:linePitch="360"/>
     </w:sectPr>
   </w:body>
 </w:document>
@@ -2325,10 +2301,10 @@
 <file path=word/numbering.xml><?xml version="1.0" encoding="utf-8"?>
 <w:numbering xmlns:wpc="http://schemas.microsoft.com/office/word/2010/wordprocessingCanvas" xmlns:cx="http://schemas.microsoft.com/office/drawing/2014/chartex" xmlns:cx1="http://schemas.microsoft.com/office/drawing/2015/9/8/chartex" xmlns:cx2="http://schemas.microsoft.com/office/drawing/2015/10/21/chartex" xmlns:cx3="http://schemas.microsoft.com/office/drawing/2016/5/9/chartex" xmlns:cx4="http://schemas.microsoft.com/office/drawing/2016/5/10/chartex" xmlns:cx5="http://schemas.microsoft.com/office/drawing/2016/5/11/chartex" xmlns:cx6="http://schemas.microsoft.com/office/drawing/2016/5/12/chartex" xmlns:cx7="http://schemas.microsoft.com/office/drawing/2016/5/13/chartex" xmlns:cx8="http://schemas.microsoft.com/office/drawing/2016/5/14/chartex" xmlns:mc="http://schemas.openxmlformats.org/markup-compatibility/2006" xmlns:aink="http://schemas.microsoft.com/office/drawing/2016/ink" xmlns:am3d="http://schemas.microsoft.com/office/drawing/2017/model3d" xmlns:o="urn:schemas-microsoft-com:office:office" xmlns:oel="http://schemas.microsoft.com/office/2019/extlst" xmlns:r="http://schemas.openxmlformats.org/officeDocument/2006/relationships" xmlns:m="http://schemas.openxmlformats.org/officeDocument/2006/math" xmlns:v="urn:schemas-microsoft-com:vml" xmlns:wp14="http://schemas.microsoft.com/office/word/2010/wordprocessingDrawing" xmlns:wp="http://schemas.openxmlformats.org/drawingml/2006/wordprocessingDrawing" xmlns:w10="urn:schemas-microsoft-com:office:word" xmlns:w="http://schemas.openxmlformats.org/wordprocessingml/2006/main" xmlns:w14="http://schemas.microsoft.com/office/word/2010/wordml" xmlns:w15="http://schemas.microsoft.com/office/word/2012/wordml" xmlns:w16cex="http://schemas.microsoft.com/office/word/2018/wordml/cex" xmlns:w16cid="http://schemas.microsoft.com/office/word/2016/wordml/cid" xmlns:w16="http://schemas.microsoft.com/office/word/2018/wordml" xmlns:w16sdtdh="http://schemas.microsoft.com/office/word/2020/wordml/sdtdatahash" xmlns:w16se="http://schemas.microsoft.com/office/word/2015/wordml/symex" xmlns:wpg="http://schemas.microsoft.com/office/word/2010/wordprocessingGroup" xmlns:wpi="http://schemas.microsoft.com/office/word/2010/wordprocessingInk" xmlns:wne="http://schemas.microsoft.com/office/word/2006/wordml" xmlns:wps="http://schemas.microsoft.com/office/word/2010/wordprocessingShape" mc:Ignorable="w14 w15 w16se w16cid w16 w16cex w16sdtdh wp14">
   <w:abstractNum w:abstractNumId="0" w15:restartNumberingAfterBreak="0">
-    <w:nsid w:val="0F4F0A21"/>
-    <w:multiLevelType w:val="hybridMultilevel"/>
-    <w:tmpl w:val="AC5A92BE"/>
-    <w:lvl w:ilvl="0" w:tplc="F2126636">
+    <w:nsid w:val="745E16CC"/>
+    <w:multiLevelType w:val="multilevel"/>
+    <w:tmpl w:val="9CF0438E"/>
+    <w:lvl w:ilvl="0">
       <w:start w:val="1"/>
       <w:numFmt w:val="bullet"/>
       <w:lvlText w:val="•"/>
@@ -2337,144 +2313,73 @@
         <w:ind w:left="360" w:hanging="240"/>
       </w:pPr>
     </w:lvl>
-    <w:lvl w:ilvl="1" w:tplc="C638CCDC">
+    <w:lvl w:ilvl="1">
       <w:numFmt w:val="decimal"/>
       <w:lvlText w:val=""/>
       <w:lvlJc w:val="left"/>
+      <w:pPr>
+        <w:ind w:left="0" w:firstLine="0"/>
+      </w:pPr>
     </w:lvl>
-    <w:lvl w:ilvl="2" w:tplc="87D443FC">
+    <w:lvl w:ilvl="2">
       <w:numFmt w:val="decimal"/>
       <w:lvlText w:val=""/>
       <w:lvlJc w:val="left"/>
+      <w:pPr>
+        <w:ind w:left="0" w:firstLine="0"/>
+      </w:pPr>
     </w:lvl>
-    <w:lvl w:ilvl="3" w:tplc="A6BACEA6">
+    <w:lvl w:ilvl="3">
       <w:numFmt w:val="decimal"/>
       <w:lvlText w:val=""/>
       <w:lvlJc w:val="left"/>
+      <w:pPr>
+        <w:ind w:left="0" w:firstLine="0"/>
+      </w:pPr>
     </w:lvl>
-    <w:lvl w:ilvl="4" w:tplc="47B0B7C4">
+    <w:lvl w:ilvl="4">
       <w:numFmt w:val="decimal"/>
       <w:lvlText w:val=""/>
       <w:lvlJc w:val="left"/>
+      <w:pPr>
+        <w:ind w:left="0" w:firstLine="0"/>
+      </w:pPr>
     </w:lvl>
-    <w:lvl w:ilvl="5" w:tplc="5402622E">
+    <w:lvl w:ilvl="5">
       <w:numFmt w:val="decimal"/>
       <w:lvlText w:val=""/>
       <w:lvlJc w:val="left"/>
+      <w:pPr>
+        <w:ind w:left="0" w:firstLine="0"/>
+      </w:pPr>
     </w:lvl>
-    <w:lvl w:ilvl="6" w:tplc="E17C083C">
+    <w:lvl w:ilvl="6">
       <w:numFmt w:val="decimal"/>
       <w:lvlText w:val=""/>
       <w:lvlJc w:val="left"/>
+      <w:pPr>
+        <w:ind w:left="0" w:firstLine="0"/>
+      </w:pPr>
     </w:lvl>
-    <w:lvl w:ilvl="7" w:tplc="54B041B6">
+    <w:lvl w:ilvl="7">
       <w:numFmt w:val="decimal"/>
       <w:lvlText w:val=""/>
       <w:lvlJc w:val="left"/>
+      <w:pPr>
+        <w:ind w:left="0" w:firstLine="0"/>
+      </w:pPr>
     </w:lvl>
-    <w:lvl w:ilvl="8" w:tplc="3C8AF098">
+    <w:lvl w:ilvl="8">
       <w:numFmt w:val="decimal"/>
       <w:lvlText w:val=""/>
       <w:lvlJc w:val="left"/>
+      <w:pPr>
+        <w:ind w:left="0" w:firstLine="0"/>
+      </w:pPr>
     </w:lvl>
   </w:abstractNum>
-  <w:abstractNum w:abstractNumId="1" w15:restartNumberingAfterBreak="0">
-    <w:nsid w:val="429517C1"/>
-    <w:multiLevelType w:val="hybridMultilevel"/>
-    <w:tmpl w:val="FA24DC68"/>
-    <w:lvl w:ilvl="0" w:tplc="3AAE8584">
-      <w:start w:val="1"/>
-      <w:numFmt w:val="bullet"/>
-      <w:lvlText w:val="●"/>
-      <w:lvlJc w:val="left"/>
-      <w:pPr>
-        <w:ind w:left="720" w:hanging="360"/>
-      </w:pPr>
-    </w:lvl>
-    <w:lvl w:ilvl="1" w:tplc="9F9CCAD8">
-      <w:start w:val="1"/>
-      <w:numFmt w:val="bullet"/>
-      <w:lvlText w:val="○"/>
-      <w:lvlJc w:val="left"/>
-      <w:pPr>
-        <w:ind w:left="1440" w:hanging="360"/>
-      </w:pPr>
-    </w:lvl>
-    <w:lvl w:ilvl="2" w:tplc="664E429E">
-      <w:start w:val="1"/>
-      <w:numFmt w:val="bullet"/>
-      <w:lvlText w:val="■"/>
-      <w:lvlJc w:val="left"/>
-      <w:pPr>
-        <w:ind w:left="2160" w:hanging="360"/>
-      </w:pPr>
-    </w:lvl>
-    <w:lvl w:ilvl="3" w:tplc="073E3C9E">
-      <w:start w:val="1"/>
-      <w:numFmt w:val="bullet"/>
-      <w:lvlText w:val="●"/>
-      <w:lvlJc w:val="left"/>
-      <w:pPr>
-        <w:ind w:left="2880" w:hanging="360"/>
-      </w:pPr>
-    </w:lvl>
-    <w:lvl w:ilvl="4" w:tplc="072A4014">
-      <w:start w:val="1"/>
-      <w:numFmt w:val="bullet"/>
-      <w:lvlText w:val="○"/>
-      <w:lvlJc w:val="left"/>
-      <w:pPr>
-        <w:ind w:left="3600" w:hanging="360"/>
-      </w:pPr>
-    </w:lvl>
-    <w:lvl w:ilvl="5" w:tplc="966C458C">
-      <w:start w:val="1"/>
-      <w:numFmt w:val="bullet"/>
-      <w:lvlText w:val="■"/>
-      <w:lvlJc w:val="left"/>
-      <w:pPr>
-        <w:ind w:left="4320" w:hanging="360"/>
-      </w:pPr>
-    </w:lvl>
-    <w:lvl w:ilvl="6" w:tplc="8294E49A">
-      <w:start w:val="1"/>
-      <w:numFmt w:val="bullet"/>
-      <w:lvlText w:val="●"/>
-      <w:lvlJc w:val="left"/>
-      <w:pPr>
-        <w:ind w:left="5040" w:hanging="360"/>
-      </w:pPr>
-    </w:lvl>
-    <w:lvl w:ilvl="7" w:tplc="79486092">
-      <w:start w:val="1"/>
-      <w:numFmt w:val="bullet"/>
-      <w:lvlText w:val="●"/>
-      <w:lvlJc w:val="left"/>
-      <w:pPr>
-        <w:ind w:left="5760" w:hanging="360"/>
-      </w:pPr>
-    </w:lvl>
-    <w:lvl w:ilvl="8" w:tplc="29169E24">
-      <w:start w:val="1"/>
-      <w:numFmt w:val="bullet"/>
-      <w:lvlText w:val="●"/>
-      <w:lvlJc w:val="left"/>
-      <w:pPr>
-        <w:ind w:left="6480" w:hanging="360"/>
-      </w:pPr>
-    </w:lvl>
-  </w:abstractNum>
-  <w:num w:numId="1" w16cid:durableId="1545948665">
-    <w:abstractNumId w:val="1"/>
-    <w:lvlOverride w:ilvl="0">
-      <w:startOverride w:val="1"/>
-    </w:lvlOverride>
-  </w:num>
-  <w:num w:numId="2" w16cid:durableId="1343124648">
+  <w:num w:numId="1" w16cid:durableId="2032604557">
     <w:abstractNumId w:val="0"/>
-    <w:lvlOverride w:ilvl="0">
-      <w:startOverride w:val="1"/>
-    </w:lvlOverride>
   </w:num>
 </w:numbering>
 </file>
@@ -2485,7 +2390,7 @@
     <w:rPrDefault>
       <w:rPr>
         <w:rFonts w:ascii="Arial" w:eastAsia="Arial" w:hAnsi="Arial" w:cs="Arial"/>
-        <w:lang w:val="en-US" w:eastAsia="en-US" w:bidi="ar-SA"/>
+        <w:lang w:val="en" w:eastAsia="en-US" w:bidi="ar-SA"/>
       </w:rPr>
     </w:rPrDefault>
     <w:pPrDefault/>
@@ -2874,9 +2779,18 @@
   </w:style>
   <w:style w:type="paragraph" w:styleId="Heading1">
     <w:name w:val="heading 1"/>
+    <w:basedOn w:val="Normal"/>
+    <w:next w:val="Normal"/>
     <w:uiPriority w:val="9"/>
     <w:qFormat/>
     <w:pPr>
+      <w:pBdr>
+        <w:top w:val="nil"/>
+        <w:left w:val="nil"/>
+        <w:bottom w:val="nil"/>
+        <w:right w:val="nil"/>
+        <w:between w:val="nil"/>
+      </w:pBdr>
       <w:outlineLvl w:val="0"/>
     </w:pPr>
     <w:rPr>
@@ -2887,11 +2801,20 @@
   </w:style>
   <w:style w:type="paragraph" w:styleId="Heading2">
     <w:name w:val="heading 2"/>
+    <w:basedOn w:val="Normal"/>
+    <w:next w:val="Normal"/>
     <w:uiPriority w:val="9"/>
     <w:semiHidden/>
     <w:unhideWhenUsed/>
     <w:qFormat/>
     <w:pPr>
+      <w:pBdr>
+        <w:top w:val="nil"/>
+        <w:left w:val="nil"/>
+        <w:bottom w:val="nil"/>
+        <w:right w:val="nil"/>
+        <w:between w:val="nil"/>
+      </w:pBdr>
       <w:outlineLvl w:val="1"/>
     </w:pPr>
     <w:rPr>
@@ -2902,11 +2825,20 @@
   </w:style>
   <w:style w:type="paragraph" w:styleId="Heading3">
     <w:name w:val="heading 3"/>
+    <w:basedOn w:val="Normal"/>
+    <w:next w:val="Normal"/>
     <w:uiPriority w:val="9"/>
     <w:semiHidden/>
     <w:unhideWhenUsed/>
     <w:qFormat/>
     <w:pPr>
+      <w:pBdr>
+        <w:top w:val="nil"/>
+        <w:left w:val="nil"/>
+        <w:bottom w:val="nil"/>
+        <w:right w:val="nil"/>
+        <w:between w:val="nil"/>
+      </w:pBdr>
       <w:outlineLvl w:val="2"/>
     </w:pPr>
     <w:rPr>
@@ -2917,11 +2849,20 @@
   </w:style>
   <w:style w:type="paragraph" w:styleId="Heading4">
     <w:name w:val="heading 4"/>
+    <w:basedOn w:val="Normal"/>
+    <w:next w:val="Normal"/>
     <w:uiPriority w:val="9"/>
     <w:semiHidden/>
     <w:unhideWhenUsed/>
     <w:qFormat/>
     <w:pPr>
+      <w:pBdr>
+        <w:top w:val="nil"/>
+        <w:left w:val="nil"/>
+        <w:bottom w:val="nil"/>
+        <w:right w:val="nil"/>
+        <w:between w:val="nil"/>
+      </w:pBdr>
       <w:outlineLvl w:val="3"/>
     </w:pPr>
     <w:rPr>
@@ -2932,11 +2873,20 @@
   </w:style>
   <w:style w:type="paragraph" w:styleId="Heading5">
     <w:name w:val="heading 5"/>
+    <w:basedOn w:val="Normal"/>
+    <w:next w:val="Normal"/>
     <w:uiPriority w:val="9"/>
     <w:semiHidden/>
     <w:unhideWhenUsed/>
     <w:qFormat/>
     <w:pPr>
+      <w:pBdr>
+        <w:top w:val="nil"/>
+        <w:left w:val="nil"/>
+        <w:bottom w:val="nil"/>
+        <w:right w:val="nil"/>
+        <w:between w:val="nil"/>
+      </w:pBdr>
       <w:outlineLvl w:val="4"/>
     </w:pPr>
     <w:rPr>
@@ -2945,11 +2895,20 @@
   </w:style>
   <w:style w:type="paragraph" w:styleId="Heading6">
     <w:name w:val="heading 6"/>
+    <w:basedOn w:val="Normal"/>
+    <w:next w:val="Normal"/>
     <w:uiPriority w:val="9"/>
     <w:semiHidden/>
     <w:unhideWhenUsed/>
     <w:qFormat/>
     <w:pPr>
+      <w:pBdr>
+        <w:top w:val="nil"/>
+        <w:left w:val="nil"/>
+        <w:bottom w:val="nil"/>
+        <w:right w:val="nil"/>
+        <w:between w:val="nil"/>
+      </w:pBdr>
       <w:outlineLvl w:val="5"/>
     </w:pPr>
     <w:rPr>
@@ -2983,89 +2942,83 @@
     <w:semiHidden/>
     <w:unhideWhenUsed/>
   </w:style>
+  <w:style w:type="table" w:customStyle="1" w:styleId="TableNormal0">
+    <w:name w:val="TableNormal"/>
+    <w:tblPr>
+      <w:tblCellMar>
+        <w:top w:w="100" w:type="dxa"/>
+        <w:left w:w="100" w:type="dxa"/>
+        <w:bottom w:w="100" w:type="dxa"/>
+        <w:right w:w="100" w:type="dxa"/>
+      </w:tblCellMar>
+    </w:tblPr>
+  </w:style>
   <w:style w:type="paragraph" w:styleId="Title">
     <w:name w:val="Title"/>
+    <w:basedOn w:val="Normal"/>
+    <w:next w:val="Normal"/>
     <w:uiPriority w:val="10"/>
     <w:qFormat/>
+    <w:pPr>
+      <w:pBdr>
+        <w:top w:val="nil"/>
+        <w:left w:val="nil"/>
+        <w:bottom w:val="nil"/>
+        <w:right w:val="nil"/>
+        <w:between w:val="nil"/>
+      </w:pBdr>
+    </w:pPr>
     <w:rPr>
+      <w:color w:val="000000"/>
       <w:sz w:val="56"/>
       <w:szCs w:val="56"/>
     </w:rPr>
   </w:style>
-  <w:style w:type="paragraph" w:customStyle="1" w:styleId="Strong1">
-    <w:name w:val="Strong1"/>
+  <w:style w:type="paragraph" w:styleId="Subtitle">
+    <w:name w:val="Subtitle"/>
+    <w:basedOn w:val="Normal"/>
+    <w:next w:val="Normal"/>
+    <w:uiPriority w:val="11"/>
     <w:qFormat/>
+    <w:pPr>
+      <w:keepNext/>
+      <w:keepLines/>
+      <w:spacing w:before="360" w:after="80"/>
+    </w:pPr>
     <w:rPr>
-      <w:b/>
-      <w:bCs/>
+      <w:rFonts w:ascii="Georgia" w:eastAsia="Georgia" w:hAnsi="Georgia" w:cs="Georgia"/>
+      <w:i/>
+      <w:iCs/>
+      <w:color w:val="666666"/>
+      <w:sz w:val="48"/>
+      <w:szCs w:val="48"/>
     </w:rPr>
   </w:style>
-  <w:style w:type="paragraph" w:styleId="ListParagraph">
-    <w:name w:val="List Paragraph"/>
-    <w:qFormat/>
+  <w:style w:type="table" w:customStyle="1" w:styleId="a">
+    <w:basedOn w:val="TableNormal0"/>
+    <w:tblPr>
+      <w:tblStyleRowBandSize w:val="1"/>
+      <w:tblStyleColBandSize w:val="1"/>
+      <w:tblCellMar>
+        <w:top w:w="0" w:type="dxa"/>
+        <w:left w:w="10" w:type="dxa"/>
+        <w:bottom w:w="0" w:type="dxa"/>
+        <w:right w:w="10" w:type="dxa"/>
+      </w:tblCellMar>
+    </w:tblPr>
   </w:style>
-  <w:style w:type="character" w:styleId="Hyperlink">
-    <w:name w:val="Hyperlink"/>
-    <w:uiPriority w:val="99"/>
-    <w:unhideWhenUsed/>
-    <w:rPr>
-      <w:color w:val="0563C1"/>
-      <w:u w:val="single"/>
-    </w:rPr>
-  </w:style>
-  <w:style w:type="character" w:styleId="FootnoteReference">
-    <w:name w:val="footnote reference"/>
-    <w:uiPriority w:val="99"/>
-    <w:semiHidden/>
-    <w:unhideWhenUsed/>
-    <w:rPr>
-      <w:vertAlign w:val="superscript"/>
-    </w:rPr>
-  </w:style>
-  <w:style w:type="paragraph" w:styleId="FootnoteText">
-    <w:name w:val="footnote text"/>
-    <w:link w:val="FootnoteTextChar"/>
-    <w:uiPriority w:val="99"/>
-    <w:semiHidden/>
-    <w:unhideWhenUsed/>
-  </w:style>
-  <w:style w:type="character" w:customStyle="1" w:styleId="FootnoteTextChar">
-    <w:name w:val="Footnote Text Char"/>
-    <w:link w:val="FootnoteText"/>
-    <w:uiPriority w:val="99"/>
-    <w:semiHidden/>
-    <w:unhideWhenUsed/>
-    <w:rPr>
-      <w:sz w:val="20"/>
-      <w:szCs w:val="20"/>
-    </w:rPr>
-  </w:style>
-  <w:style w:type="character" w:styleId="EndnoteReference">
-    <w:name w:val="endnote reference"/>
-    <w:uiPriority w:val="99"/>
-    <w:semiHidden/>
-    <w:unhideWhenUsed/>
-    <w:rPr>
-      <w:vertAlign w:val="superscript"/>
-    </w:rPr>
-  </w:style>
-  <w:style w:type="paragraph" w:styleId="EndnoteText">
-    <w:name w:val="endnote text"/>
-    <w:link w:val="EndnoteTextChar"/>
-    <w:uiPriority w:val="99"/>
-    <w:semiHidden/>
-    <w:unhideWhenUsed/>
-  </w:style>
-  <w:style w:type="character" w:customStyle="1" w:styleId="EndnoteTextChar">
-    <w:name w:val="Endnote Text Char"/>
-    <w:link w:val="EndnoteText"/>
-    <w:uiPriority w:val="99"/>
-    <w:semiHidden/>
-    <w:unhideWhenUsed/>
-    <w:rPr>
-      <w:sz w:val="20"/>
-      <w:szCs w:val="20"/>
-    </w:rPr>
+  <w:style w:type="table" w:customStyle="1" w:styleId="a0">
+    <w:basedOn w:val="TableNormal0"/>
+    <w:tblPr>
+      <w:tblStyleRowBandSize w:val="1"/>
+      <w:tblStyleColBandSize w:val="1"/>
+      <w:tblCellMar>
+        <w:top w:w="0" w:type="dxa"/>
+        <w:left w:w="10" w:type="dxa"/>
+        <w:bottom w:w="0" w:type="dxa"/>
+        <w:right w:w="10" w:type="dxa"/>
+      </w:tblCellMar>
+    </w:tblPr>
   </w:style>
 </w:styles>
 </file>
@@ -3081,44 +3034,44 @@
         <a:sysClr val="window" lastClr="FFFFFF"/>
       </a:lt1>
       <a:dk2>
-        <a:srgbClr val="0E2841"/>
+        <a:srgbClr val="1F497D"/>
       </a:dk2>
       <a:lt2>
-        <a:srgbClr val="E8E8E8"/>
+        <a:srgbClr val="EEECE1"/>
       </a:lt2>
       <a:accent1>
-        <a:srgbClr val="156082"/>
+        <a:srgbClr val="4F81BD"/>
       </a:accent1>
       <a:accent2>
-        <a:srgbClr val="E97132"/>
+        <a:srgbClr val="C0504D"/>
       </a:accent2>
       <a:accent3>
-        <a:srgbClr val="196B24"/>
+        <a:srgbClr val="9BBB59"/>
       </a:accent3>
       <a:accent4>
-        <a:srgbClr val="0F9ED5"/>
+        <a:srgbClr val="8064A2"/>
       </a:accent4>
       <a:accent5>
-        <a:srgbClr val="A02B93"/>
+        <a:srgbClr val="4BACC6"/>
       </a:accent5>
       <a:accent6>
-        <a:srgbClr val="4EA72E"/>
+        <a:srgbClr val="F79646"/>
       </a:accent6>
       <a:hlink>
-        <a:srgbClr val="467886"/>
+        <a:srgbClr val="0000FF"/>
       </a:hlink>
       <a:folHlink>
-        <a:srgbClr val="96607D"/>
+        <a:srgbClr val="800080"/>
       </a:folHlink>
     </a:clrScheme>
     <a:fontScheme name="Office">
       <a:majorFont>
-        <a:latin typeface="Aptos Display" panose="02110004020202020204"/>
+        <a:latin typeface="Calibri"/>
         <a:ea typeface=""/>
         <a:cs typeface=""/>
-        <a:font script="Jpan" typeface="游ゴシック Light"/>
+        <a:font script="Jpan" typeface="ＭＳ ゴシック"/>
         <a:font script="Hang" typeface="맑은 고딕"/>
-        <a:font script="Hans" typeface="等线 Light"/>
+        <a:font script="Hans" typeface="宋体"/>
         <a:font script="Hant" typeface="新細明體"/>
         <a:font script="Arab" typeface="Times New Roman"/>
         <a:font script="Hebr" typeface="Times New Roman"/>
@@ -3146,31 +3099,14 @@
         <a:font script="Viet" typeface="Times New Roman"/>
         <a:font script="Uigh" typeface="Microsoft Uighur"/>
         <a:font script="Geor" typeface="Sylfaen"/>
-        <a:font script="Armn" typeface="Arial"/>
-        <a:font script="Bugi" typeface="Leelawadee UI"/>
-        <a:font script="Bopo" typeface="Microsoft JhengHei"/>
-        <a:font script="Java" typeface="Javanese Text"/>
-        <a:font script="Lisu" typeface="Segoe UI"/>
-        <a:font script="Mymr" typeface="Myanmar Text"/>
-        <a:font script="Nkoo" typeface="Ebrima"/>
-        <a:font script="Olck" typeface="Nirmala UI"/>
-        <a:font script="Osma" typeface="Ebrima"/>
-        <a:font script="Phag" typeface="Phagspa"/>
-        <a:font script="Syrn" typeface="Estrangelo Edessa"/>
-        <a:font script="Syrj" typeface="Estrangelo Edessa"/>
-        <a:font script="Syre" typeface="Estrangelo Edessa"/>
-        <a:font script="Sora" typeface="Nirmala UI"/>
-        <a:font script="Tale" typeface="Microsoft Tai Le"/>
-        <a:font script="Talu" typeface="Microsoft New Tai Lue"/>
-        <a:font script="Tfng" typeface="Ebrima"/>
       </a:majorFont>
       <a:minorFont>
-        <a:latin typeface="Aptos" panose="02110004020202020204"/>
+        <a:latin typeface="Cambria"/>
         <a:ea typeface=""/>
         <a:cs typeface=""/>
-        <a:font script="Jpan" typeface="游明朝"/>
+        <a:font script="Jpan" typeface="ＭＳ 明朝"/>
         <a:font script="Hang" typeface="맑은 고딕"/>
-        <a:font script="Hans" typeface="等线"/>
+        <a:font script="Hans" typeface="宋体"/>
         <a:font script="Hant" typeface="新細明體"/>
         <a:font script="Arab" typeface="Arial"/>
         <a:font script="Hebr" typeface="Arial"/>
@@ -3198,23 +3134,6 @@
         <a:font script="Viet" typeface="Arial"/>
         <a:font script="Uigh" typeface="Microsoft Uighur"/>
         <a:font script="Geor" typeface="Sylfaen"/>
-        <a:font script="Armn" typeface="Arial"/>
-        <a:font script="Bugi" typeface="Leelawadee UI"/>
-        <a:font script="Bopo" typeface="Microsoft JhengHei"/>
-        <a:font script="Java" typeface="Javanese Text"/>
-        <a:font script="Lisu" typeface="Segoe UI"/>
-        <a:font script="Mymr" typeface="Myanmar Text"/>
-        <a:font script="Nkoo" typeface="Ebrima"/>
-        <a:font script="Olck" typeface="Nirmala UI"/>
-        <a:font script="Osma" typeface="Ebrima"/>
-        <a:font script="Phag" typeface="Phagspa"/>
-        <a:font script="Syrn" typeface="Estrangelo Edessa"/>
-        <a:font script="Syrj" typeface="Estrangelo Edessa"/>
-        <a:font script="Syre" typeface="Estrangelo Edessa"/>
-        <a:font script="Sora" typeface="Nirmala UI"/>
-        <a:font script="Tale" typeface="Microsoft Tai Le"/>
-        <a:font script="Talu" typeface="Microsoft New Tai Lue"/>
-        <a:font script="Tfng" typeface="Ebrima"/>
       </a:minorFont>
     </a:fontScheme>
     <a:fmtScheme name="Office">
@@ -3226,141 +3145,200 @@
           <a:gsLst>
             <a:gs pos="0">
               <a:schemeClr val="phClr">
-                <a:lumMod val="110000"/>
-                <a:satMod val="105000"/>
-                <a:tint val="67000"/>
+                <a:tint val="50000"/>
+                <a:satMod val="300000"/>
               </a:schemeClr>
             </a:gs>
-            <a:gs pos="50000">
+            <a:gs pos="35000">
               <a:schemeClr val="phClr">
-                <a:lumMod val="105000"/>
-                <a:satMod val="103000"/>
-                <a:tint val="73000"/>
+                <a:tint val="37000"/>
+                <a:satMod val="300000"/>
               </a:schemeClr>
             </a:gs>
             <a:gs pos="100000">
               <a:schemeClr val="phClr">
-                <a:lumMod val="105000"/>
-                <a:satMod val="109000"/>
-                <a:tint val="81000"/>
+                <a:tint val="15000"/>
+                <a:satMod val="350000"/>
               </a:schemeClr>
             </a:gs>
           </a:gsLst>
-          <a:lin ang="5400000" scaled="0"/>
+          <a:lin ang="16200000" scaled="1"/>
         </a:gradFill>
         <a:gradFill rotWithShape="1">
           <a:gsLst>
             <a:gs pos="0">
               <a:schemeClr val="phClr">
-                <a:satMod val="103000"/>
-                <a:lumMod val="102000"/>
-                <a:tint val="94000"/>
-              </a:schemeClr>
-            </a:gs>
-            <a:gs pos="50000">
-              <a:schemeClr val="phClr">
-                <a:satMod val="110000"/>
-                <a:lumMod val="100000"/>
+                <a:tint val="100000"/>
                 <a:shade val="100000"/>
+                <a:satMod val="130000"/>
               </a:schemeClr>
             </a:gs>
             <a:gs pos="100000">
               <a:schemeClr val="phClr">
-                <a:lumMod val="99000"/>
-                <a:satMod val="120000"/>
-                <a:shade val="78000"/>
+                <a:tint val="50000"/>
+                <a:shade val="100000"/>
+                <a:satMod val="350000"/>
               </a:schemeClr>
             </a:gs>
           </a:gsLst>
-          <a:lin ang="5400000" scaled="0"/>
+          <a:lin ang="16200000" scaled="0"/>
         </a:gradFill>
       </a:fillStyleLst>
       <a:lnStyleLst>
-        <a:ln w="6350" cap="flat" cmpd="sng" algn="ctr">
+        <a:ln w="9525" cap="flat" cmpd="sng" algn="ctr">
+          <a:solidFill>
+            <a:schemeClr val="phClr">
+              <a:shade val="95000"/>
+              <a:satMod val="105000"/>
+            </a:schemeClr>
+          </a:solidFill>
+          <a:prstDash val="solid"/>
+        </a:ln>
+        <a:ln w="25400" cap="flat" cmpd="sng" algn="ctr">
           <a:solidFill>
             <a:schemeClr val="phClr"/>
           </a:solidFill>
           <a:prstDash val="solid"/>
-          <a:miter lim="800000"/>
         </a:ln>
-        <a:ln w="12700" cap="flat" cmpd="sng" algn="ctr">
+        <a:ln w="38100" cap="flat" cmpd="sng" algn="ctr">
           <a:solidFill>
             <a:schemeClr val="phClr"/>
           </a:solidFill>
           <a:prstDash val="solid"/>
-          <a:miter lim="800000"/>
-        </a:ln>
-        <a:ln w="19050" cap="flat" cmpd="sng" algn="ctr">
-          <a:solidFill>
-            <a:schemeClr val="phClr"/>
-          </a:solidFill>
-          <a:prstDash val="solid"/>
-          <a:miter lim="800000"/>
         </a:ln>
       </a:lnStyleLst>
       <a:effectStyleLst>
         <a:effectStyle>
-          <a:effectLst/>
-        </a:effectStyle>
-        <a:effectStyle>
-          <a:effectLst/>
+          <a:effectLst>
+            <a:outerShdw blurRad="40000" dist="20000" dir="5400000" rotWithShape="0">
+              <a:srgbClr val="000000">
+                <a:alpha val="38000"/>
+              </a:srgbClr>
+            </a:outerShdw>
+          </a:effectLst>
         </a:effectStyle>
         <a:effectStyle>
           <a:effectLst>
-            <a:outerShdw blurRad="57150" dist="19050" dir="5400000" algn="ctr" rotWithShape="0">
+            <a:outerShdw blurRad="40000" dist="23000" dir="5400000" rotWithShape="0">
               <a:srgbClr val="000000">
-                <a:alpha val="63000"/>
+                <a:alpha val="35000"/>
               </a:srgbClr>
             </a:outerShdw>
           </a:effectLst>
+        </a:effectStyle>
+        <a:effectStyle>
+          <a:effectLst>
+            <a:outerShdw blurRad="40000" dist="23000" dir="5400000" rotWithShape="0">
+              <a:srgbClr val="000000">
+                <a:alpha val="35000"/>
+              </a:srgbClr>
+            </a:outerShdw>
+          </a:effectLst>
+          <a:scene3d>
+            <a:camera prst="orthographicFront">
+              <a:rot lat="0" lon="0" rev="0"/>
+            </a:camera>
+            <a:lightRig rig="threePt" dir="t">
+              <a:rot lat="0" lon="0" rev="1200000"/>
+            </a:lightRig>
+          </a:scene3d>
+          <a:sp3d>
+            <a:bevelT w="63500" h="25400"/>
+          </a:sp3d>
         </a:effectStyle>
       </a:effectStyleLst>
       <a:bgFillStyleLst>
         <a:solidFill>
           <a:schemeClr val="phClr"/>
         </a:solidFill>
-        <a:solidFill>
-          <a:schemeClr val="phClr">
-            <a:tint val="95000"/>
-            <a:satMod val="170000"/>
-          </a:schemeClr>
-        </a:solidFill>
         <a:gradFill rotWithShape="1">
           <a:gsLst>
             <a:gs pos="0">
               <a:schemeClr val="phClr">
-                <a:tint val="93000"/>
-                <a:satMod val="150000"/>
-                <a:shade val="98000"/>
-                <a:lumMod val="102000"/>
+                <a:tint val="40000"/>
+                <a:satMod val="350000"/>
               </a:schemeClr>
             </a:gs>
-            <a:gs pos="50000">
+            <a:gs pos="40000">
               <a:schemeClr val="phClr">
-                <a:tint val="98000"/>
-                <a:satMod val="130000"/>
-                <a:shade val="90000"/>
-                <a:lumMod val="103000"/>
+                <a:tint val="45000"/>
+                <a:shade val="99000"/>
+                <a:satMod val="350000"/>
               </a:schemeClr>
             </a:gs>
             <a:gs pos="100000">
               <a:schemeClr val="phClr">
-                <a:shade val="63000"/>
-                <a:satMod val="120000"/>
+                <a:shade val="20000"/>
+                <a:satMod val="255000"/>
               </a:schemeClr>
             </a:gs>
           </a:gsLst>
-          <a:lin ang="5400000" scaled="0"/>
+          <a:path path="circle">
+            <a:fillToRect l="50000" t="-80000" r="50000" b="180000"/>
+          </a:path>
+        </a:gradFill>
+        <a:gradFill rotWithShape="1">
+          <a:gsLst>
+            <a:gs pos="0">
+              <a:schemeClr val="phClr">
+                <a:tint val="80000"/>
+                <a:satMod val="300000"/>
+              </a:schemeClr>
+            </a:gs>
+            <a:gs pos="100000">
+              <a:schemeClr val="phClr">
+                <a:shade val="30000"/>
+                <a:satMod val="200000"/>
+              </a:schemeClr>
+            </a:gs>
+          </a:gsLst>
+          <a:path path="circle">
+            <a:fillToRect l="50000" t="50000" r="50000" b="50000"/>
+          </a:path>
         </a:gradFill>
       </a:bgFillStyleLst>
     </a:fmtScheme>
   </a:themeElements>
-  <a:objectDefaults/>
+  <a:objectDefaults>
+    <a:spDef>
+      <a:spPr/>
+      <a:bodyPr/>
+      <a:lstStyle/>
+      <a:style>
+        <a:lnRef idx="1">
+          <a:schemeClr val="accent1"/>
+        </a:lnRef>
+        <a:fillRef idx="3">
+          <a:schemeClr val="accent1"/>
+        </a:fillRef>
+        <a:effectRef idx="2">
+          <a:schemeClr val="accent1"/>
+        </a:effectRef>
+        <a:fontRef idx="minor">
+          <a:schemeClr val="lt1"/>
+        </a:fontRef>
+      </a:style>
+    </a:spDef>
+    <a:lnDef>
+      <a:spPr/>
+      <a:bodyPr/>
+      <a:lstStyle/>
+      <a:style>
+        <a:lnRef idx="2">
+          <a:schemeClr val="accent1"/>
+        </a:lnRef>
+        <a:fillRef idx="0">
+          <a:schemeClr val="accent1"/>
+        </a:fillRef>
+        <a:effectRef idx="1">
+          <a:schemeClr val="accent1"/>
+        </a:effectRef>
+        <a:fontRef idx="minor">
+          <a:schemeClr val="tx1"/>
+        </a:fontRef>
+      </a:style>
+    </a:lnDef>
+  </a:objectDefaults>
   <a:extraClrSchemeLst/>
-  <a:extLst>
-    <a:ext uri="{05A4C25C-085E-4340-85A3-A5531E510DB2}">
-      <thm15:themeFamily xmlns:thm15="http://schemas.microsoft.com/office/thememl/2012/main" name="Office Theme" id="{2E142A2C-CD16-42D6-873A-C26D2A0506FA}" vid="{1BDDFF52-6CD6-40A5-AB3C-68EB2F1E4D0A}"/>
-    </a:ext>
-  </a:extLst>
 </a:theme>
 </file>
--- a/Fathima_Thiraya_Resume_2026.docx
+++ b/Fathima_Thiraya_Resume_2026.docx
@@ -31,29 +31,7 @@
           <w:sz w:val="22"/>
           <w:szCs w:val="22"/>
         </w:rPr>
-        <w:t xml:space="preserve">QA Automation </w:t>
-      </w:r>
-      <w:proofErr w:type="gramStart"/>
-      <w:r>
-        <w:rPr>
-          <w:i/>
-          <w:iCs/>
-          <w:color w:val="1A6B4A"/>
-          <w:sz w:val="22"/>
-          <w:szCs w:val="22"/>
-        </w:rPr>
-        <w:t>Engineer  ·</w:t>
-      </w:r>
-      <w:proofErr w:type="gramEnd"/>
-      <w:r>
-        <w:rPr>
-          <w:i/>
-          <w:iCs/>
-          <w:color w:val="1A6B4A"/>
-          <w:sz w:val="22"/>
-          <w:szCs w:val="22"/>
-        </w:rPr>
-        <w:t xml:space="preserve">  DevOps Engineer  ·  Full Stack Developer</w:t>
+        <w:t>Software Engineer Intern  ·  Full Stack Developer  ·  QA Automation Engineer</w:t>
       </w:r>
     </w:p>
     <w:p>
@@ -67,25 +45,7 @@
           <w:sz w:val="19"/>
           <w:szCs w:val="19"/>
         </w:rPr>
-        <w:t xml:space="preserve">Kalmunai, Sri </w:t>
-      </w:r>
-      <w:proofErr w:type="gramStart"/>
-      <w:r>
-        <w:rPr>
-          <w:color w:val="4A4A4A"/>
-          <w:sz w:val="19"/>
-          <w:szCs w:val="19"/>
-        </w:rPr>
-        <w:t>Lanka  |</w:t>
-      </w:r>
-      <w:proofErr w:type="gramEnd"/>
-      <w:r>
-        <w:rPr>
-          <w:color w:val="4A4A4A"/>
-          <w:sz w:val="19"/>
-          <w:szCs w:val="19"/>
-        </w:rPr>
-        <w:t xml:space="preserve">  </w:t>
+        <w:t xml:space="preserve">Kalmunai, Sri Lanka  |  </w:t>
       </w:r>
       <w:hyperlink r:id="rId5">
         <w:r>
@@ -183,7 +143,7 @@
           <w:sz w:val="19"/>
           <w:szCs w:val="19"/>
         </w:rPr>
-        <w:t>Final-year BSc Management Information Technology student at South Eastern University of Sri Lanka with hands-on experience in QA automation, CI/CD pipeline development, and full-stack web engineering. Built and deployed production-grade applications using MERN stack with GitHub Actions automation, Playwright E2E testing, and multi-cloud hosting across Vercel, Render, and MongoDB Atlas. Strong foundation in software testing methodologies, incident documentation, and DevOps practices. Targeting QA Automation Engineer and Junior DevOps roles where engineering quality and delivery reliability matter.</w:t>
+        <w:t>Final-year BSc Management Information Technology student at South Eastern University of Sri Lanka with hands-on experience in full-stack web development, QA automation, and CI/CD pipeline engineering. Proficient in C#, JavaScript, and TypeScript, with practical exposure to RESTful API design, SQL/NoSQL databases, and Agile development workflows. Built and deployed production-grade applications using MERN and Next.js stacks, integrating AI-assisted development tools (GitHub Copilot, ChatGPT, Claude) to accelerate feature delivery. Strong understanding of OOP principles, data structures, and version control with Git. Eager to contribute to enterprise software development and AI-driven feature work as part of a collaborative engineering team.</w:t>
       </w:r>
     </w:p>
     <w:p>
@@ -461,7 +421,23 @@
                 <w:sz w:val="18"/>
                 <w:szCs w:val="18"/>
               </w:rPr>
-              <w:t>JavaScript, Node.js, PHP, Java, C#, Bash scripting, Python (basics), HTML / CSS</w:t>
+              <w:t>JavaScript,</w:t>
+            </w:r>
+            <w:r>
+              <w:rPr>
+                <w:color w:val="4A4A4A"/>
+                <w:sz w:val="18"/>
+                <w:szCs w:val="18"/>
+              </w:rPr>
+              <w:t xml:space="preserve"> TypeScript,</w:t>
+            </w:r>
+            <w:r>
+              <w:rPr>
+                <w:color w:val="4A4A4A"/>
+                <w:sz w:val="18"/>
+                <w:szCs w:val="18"/>
+              </w:rPr>
+              <w:t xml:space="preserve"> Node.js, PHP, Java, C#, Python (basics), HTML / CSS</w:t>
             </w:r>
           </w:p>
         </w:tc>
@@ -520,7 +496,23 @@
                 <w:sz w:val="18"/>
                 <w:szCs w:val="18"/>
               </w:rPr>
-              <w:t>React.js, Next.js 14, Tailwind CSS, shadcn/ui</w:t>
+              <w:t xml:space="preserve">React.js, </w:t>
+            </w:r>
+            <w:r>
+              <w:rPr>
+                <w:color w:val="4A4A4A"/>
+                <w:sz w:val="18"/>
+                <w:szCs w:val="18"/>
+              </w:rPr>
+              <w:t>Bootstrap, Tailwind</w:t>
+            </w:r>
+            <w:r>
+              <w:rPr>
+                <w:color w:val="4A4A4A"/>
+                <w:sz w:val="18"/>
+                <w:szCs w:val="18"/>
+              </w:rPr>
+              <w:t xml:space="preserve"> CSS</w:t>
             </w:r>
           </w:p>
         </w:tc>
@@ -815,7 +807,7 @@
                 <w:sz w:val="18"/>
                 <w:szCs w:val="18"/>
               </w:rPr>
-              <w:t>Jira (Atlassian certified learning path), Postman, Linux CLI, ITIL framework awareness</w:t>
+              <w:t>Jira (Atlassian certified learning path), Postman, Linux CLI</w:t>
             </w:r>
           </w:p>
         </w:tc>
@@ -867,29 +859,7 @@
           <w:sz w:val="18"/>
           <w:szCs w:val="18"/>
         </w:rPr>
-        <w:t xml:space="preserve">   |   2026 – </w:t>
-      </w:r>
-      <w:proofErr w:type="gramStart"/>
-      <w:r>
-        <w:rPr>
-          <w:i/>
-          <w:iCs/>
-          <w:color w:val="4A4A4A"/>
-          <w:sz w:val="18"/>
-          <w:szCs w:val="18"/>
-        </w:rPr>
-        <w:t>Present  ·</w:t>
-      </w:r>
-      <w:proofErr w:type="gramEnd"/>
-      <w:r>
-        <w:rPr>
-          <w:i/>
-          <w:iCs/>
-          <w:color w:val="4A4A4A"/>
-          <w:sz w:val="18"/>
-          <w:szCs w:val="18"/>
-        </w:rPr>
-        <w:t xml:space="preserve">  Personal Project</w:t>
+        <w:t xml:space="preserve">   |   2026 – Present  ·  Personal Project</w:t>
       </w:r>
     </w:p>
     <w:p>
@@ -1094,29 +1064,7 @@
           <w:sz w:val="18"/>
           <w:szCs w:val="18"/>
         </w:rPr>
-        <w:t xml:space="preserve">   |   </w:t>
-      </w:r>
-      <w:proofErr w:type="gramStart"/>
-      <w:r>
-        <w:rPr>
-          <w:i/>
-          <w:iCs/>
-          <w:color w:val="4A4A4A"/>
-          <w:sz w:val="18"/>
-          <w:szCs w:val="18"/>
-        </w:rPr>
-        <w:t>2026  ·</w:t>
-      </w:r>
-      <w:proofErr w:type="gramEnd"/>
-      <w:r>
-        <w:rPr>
-          <w:i/>
-          <w:iCs/>
-          <w:color w:val="4A4A4A"/>
-          <w:sz w:val="18"/>
-          <w:szCs w:val="18"/>
-        </w:rPr>
-        <w:t xml:space="preserve">  Final Year Project (FYP)</w:t>
+        <w:t xml:space="preserve">   |   2026  ·  Final Year Project (FYP)</w:t>
       </w:r>
     </w:p>
     <w:p>
@@ -1296,29 +1244,7 @@
           <w:sz w:val="18"/>
           <w:szCs w:val="18"/>
         </w:rPr>
-        <w:t xml:space="preserve">   |   2025 – </w:t>
-      </w:r>
-      <w:proofErr w:type="gramStart"/>
-      <w:r>
-        <w:rPr>
-          <w:i/>
-          <w:iCs/>
-          <w:color w:val="4A4A4A"/>
-          <w:sz w:val="18"/>
-          <w:szCs w:val="18"/>
-        </w:rPr>
-        <w:t>2026  ·</w:t>
-      </w:r>
-      <w:proofErr w:type="gramEnd"/>
-      <w:r>
-        <w:rPr>
-          <w:i/>
-          <w:iCs/>
-          <w:color w:val="4A4A4A"/>
-          <w:sz w:val="18"/>
-          <w:szCs w:val="18"/>
-        </w:rPr>
-        <w:t xml:space="preserve">  Self Project  ·  QA &amp; Security Hardening</w:t>
+        <w:t xml:space="preserve">   |   2025 – 2026  ·  Self Project  ·  QA &amp; Security Hardening</w:t>
       </w:r>
     </w:p>
     <w:p>
@@ -1486,25 +1412,7 @@
           <w:sz w:val="19"/>
           <w:szCs w:val="19"/>
         </w:rPr>
-        <w:t>South Eastern University of Sri Lanka (</w:t>
-      </w:r>
-      <w:proofErr w:type="gramStart"/>
-      <w:r>
-        <w:rPr>
-          <w:color w:val="4A4A4A"/>
-          <w:sz w:val="19"/>
-          <w:szCs w:val="19"/>
-        </w:rPr>
-        <w:t>SEUSL)  ·</w:t>
-      </w:r>
-      <w:proofErr w:type="gramEnd"/>
-      <w:r>
-        <w:rPr>
-          <w:color w:val="4A4A4A"/>
-          <w:sz w:val="19"/>
-          <w:szCs w:val="19"/>
-        </w:rPr>
-        <w:t xml:space="preserve">  Oluvil, Sri Lanka  </w:t>
+        <w:t xml:space="preserve">South Eastern University of Sri Lanka (SEUSL)  ·  Oluvil, Sri Lanka  </w:t>
       </w:r>
     </w:p>
     <w:p>
@@ -1566,25 +1474,7 @@
           <w:sz w:val="19"/>
           <w:szCs w:val="19"/>
         </w:rPr>
-        <w:t xml:space="preserve">Mahmud Ladies College, </w:t>
-      </w:r>
-      <w:proofErr w:type="gramStart"/>
-      <w:r>
-        <w:rPr>
-          <w:color w:val="4A4A4A"/>
-          <w:sz w:val="19"/>
-          <w:szCs w:val="19"/>
-        </w:rPr>
-        <w:t>Kalmunai  ·</w:t>
-      </w:r>
-      <w:proofErr w:type="gramEnd"/>
-      <w:r>
-        <w:rPr>
-          <w:color w:val="4A4A4A"/>
-          <w:sz w:val="19"/>
-          <w:szCs w:val="19"/>
-        </w:rPr>
-        <w:t xml:space="preserve">  3A Passes  ·  District Rank 28 (Eastern Province)</w:t>
+        <w:t>Mahmud Ladies College, Kalmunai  ·  3A Passes  ·  District Rank 28 (Eastern Province)</w:t>
       </w:r>
     </w:p>
     <w:p>
@@ -1659,6 +1549,7 @@
             </w:tcMar>
           </w:tcPr>
           <w:p>
+            <w:bookmarkStart w:id="0" w:name="_Hlk227321505"/>
             <w:r>
               <w:rPr>
                 <w:b/>
@@ -1931,7 +1822,7 @@
                 <w:sz w:val="18"/>
                 <w:szCs w:val="18"/>
               </w:rPr>
-              <w:t>Docker &amp; Containerisation (Self-study)</w:t>
+              <w:t>Introduction to Cybersecurity (In Progress)</w:t>
             </w:r>
           </w:p>
         </w:tc>
@@ -1958,7 +1849,7 @@
                 <w:sz w:val="18"/>
                 <w:szCs w:val="18"/>
               </w:rPr>
-              <w:t>Self-directed</w:t>
+              <w:t>Cisco Networking Academy</w:t>
             </w:r>
           </w:p>
         </w:tc>
@@ -1988,7 +1879,7 @@
                 <w:sz w:val="18"/>
                 <w:szCs w:val="18"/>
               </w:rPr>
-              <w:t>2024–25</w:t>
+              <w:t>2026</w:t>
             </w:r>
           </w:p>
         </w:tc>
@@ -2017,7 +1908,7 @@
                 <w:sz w:val="18"/>
                 <w:szCs w:val="18"/>
               </w:rPr>
-              <w:t>Jenkins Fundamentals (Self-study)</w:t>
+              <w:t>Junior Cybersecurity Analyst Career Path — 120 hrs (In Progress)</w:t>
             </w:r>
           </w:p>
         </w:tc>
@@ -2044,7 +1935,7 @@
                 <w:sz w:val="18"/>
                 <w:szCs w:val="18"/>
               </w:rPr>
-              <w:t>Self-directed</w:t>
+              <w:t>Cisco Networking Academy</w:t>
             </w:r>
           </w:p>
         </w:tc>
@@ -2074,7 +1965,7 @@
                 <w:sz w:val="18"/>
                 <w:szCs w:val="18"/>
               </w:rPr>
-              <w:t>2024</w:t>
+              <w:t>2026</w:t>
             </w:r>
           </w:p>
         </w:tc>
@@ -2103,7 +1994,7 @@
                 <w:sz w:val="18"/>
                 <w:szCs w:val="18"/>
               </w:rPr>
-              <w:t>Terraform Basics (Self-study)</w:t>
+              <w:t>Ethical Hacker (In Progress)</w:t>
             </w:r>
           </w:p>
         </w:tc>
@@ -2130,7 +2021,7 @@
                 <w:sz w:val="18"/>
                 <w:szCs w:val="18"/>
               </w:rPr>
-              <w:t>Self-directed</w:t>
+              <w:t>Cisco Networking Academy</w:t>
             </w:r>
           </w:p>
         </w:tc>
@@ -2160,7 +2051,7 @@
                 <w:sz w:val="18"/>
                 <w:szCs w:val="18"/>
               </w:rPr>
-              <w:t>2024</w:t>
+              <w:t>2026</w:t>
             </w:r>
           </w:p>
         </w:tc>
@@ -2189,7 +2080,7 @@
                 <w:sz w:val="18"/>
                 <w:szCs w:val="18"/>
               </w:rPr>
-              <w:t>OpenSSL / RSA Encryption Lab</w:t>
+              <w:t>CyberOps Associate — 70 hrs (In Progress)</w:t>
             </w:r>
           </w:p>
         </w:tc>
@@ -2216,7 +2107,7 @@
                 <w:sz w:val="18"/>
                 <w:szCs w:val="18"/>
               </w:rPr>
-              <w:t>University Lab</w:t>
+              <w:t>Cisco Networking Academy</w:t>
             </w:r>
           </w:p>
         </w:tc>
@@ -2246,12 +2137,13 @@
                 <w:sz w:val="18"/>
                 <w:szCs w:val="18"/>
               </w:rPr>
-              <w:t>2024</w:t>
+              <w:t>2026</w:t>
             </w:r>
           </w:p>
         </w:tc>
       </w:tr>
     </w:tbl>
+    <w:bookmarkEnd w:id="0"/>
     <w:p>
       <w:pPr>
         <w:pBdr>
